--- a/docs/manuscript/styles/reference.docx
+++ b/docs/manuscript/styles/reference.docx
@@ -34,7 +34,31 @@
       </w:r>
       <w:proofErr w:type="spellEnd"/>
       <w:r>
-        <w:t>, consectetur adipiscing elit, sed do eiusmod tempor incididunt ut labore et dolore magna aliqua.</w:t>
+        <w:t xml:space="preserve">, </w:t>
+      </w:r>
+      <w:proofErr w:type="spellStart"/>
+      <w:r>
+        <w:t>consectetur</w:t>
+      </w:r>
+      <w:proofErr w:type="spellEnd"/>
+      <w:r>
+        <w:t xml:space="preserve"> </w:t>
+      </w:r>
+      <w:proofErr w:type="spellStart"/>
+      <w:r>
+        <w:t>adipiscing</w:t>
+      </w:r>
+      <w:proofErr w:type="spellEnd"/>
+      <w:r>
+        <w:t xml:space="preserve"> </w:t>
+      </w:r>
+      <w:proofErr w:type="spellStart"/>
+      <w:r>
+        <w:t>elit</w:t>
+      </w:r>
+      <w:proofErr w:type="spellEnd"/>
+      <w:r>
+        <w:t>, sed do eiusmod tempor incididunt ut labore et dolore magna aliqua.</w:t>
       </w:r>
     </w:p>
     <w:p>
@@ -50,7 +74,47 @@
       </w:r>
       <w:proofErr w:type="gramEnd"/>
       <w:r>
-        <w:t xml:space="preserve"> amet, consectetur adipiscing elit, sed do eiusmod </w:t>
+        <w:t xml:space="preserve"> </w:t>
+      </w:r>
+      <w:proofErr w:type="spellStart"/>
+      <w:r>
+        <w:t>amet</w:t>
+      </w:r>
+      <w:proofErr w:type="spellEnd"/>
+      <w:r>
+        <w:t xml:space="preserve">, </w:t>
+      </w:r>
+      <w:proofErr w:type="spellStart"/>
+      <w:r>
+        <w:t>consectetur</w:t>
+      </w:r>
+      <w:proofErr w:type="spellEnd"/>
+      <w:r>
+        <w:t xml:space="preserve"> </w:t>
+      </w:r>
+      <w:proofErr w:type="spellStart"/>
+      <w:r>
+        <w:t>adipiscing</w:t>
+      </w:r>
+      <w:proofErr w:type="spellEnd"/>
+      <w:r>
+        <w:t xml:space="preserve"> </w:t>
+      </w:r>
+      <w:proofErr w:type="spellStart"/>
+      <w:r>
+        <w:t>elit</w:t>
+      </w:r>
+      <w:proofErr w:type="spellEnd"/>
+      <w:r>
+        <w:t xml:space="preserve">, sed do </w:t>
+      </w:r>
+      <w:proofErr w:type="spellStart"/>
+      <w:r>
+        <w:t>eiusmod</w:t>
+      </w:r>
+      <w:proofErr w:type="spellEnd"/>
+      <w:r>
+        <w:t xml:space="preserve"> </w:t>
       </w:r>
       <w:proofErr w:type="spellStart"/>
       <w:r>
@@ -102,15 +166,7 @@
         <w:t>Paragraph</w:t>
       </w:r>
       <w:r>
-        <w:t xml:space="preserve">: Lorem ipsum dolor </w:t>
-      </w:r>
-      <w:proofErr w:type="gramStart"/>
-      <w:r>
-        <w:t>sit</w:t>
-      </w:r>
-      <w:proofErr w:type="gramEnd"/>
-      <w:r>
-        <w:t xml:space="preserve"> amet, consectetur adipiscing elit, sed do eiusmod tempor incididunt ut labore et dolore magna aliqua.</w:t>
+        <w:t>: Lorem ipsum dolor sit amet, consectetur adipiscing elit, sed do eiusmod tempor incididunt ut labore et dolore magna aliqua.</w:t>
       </w:r>
     </w:p>
     <w:p>
@@ -255,7 +311,39 @@
       </w:pPr>
       <w:r>
         <w:lastRenderedPageBreak/>
-        <w:t xml:space="preserve">[Author] Author: Lorem ipsum dolor sit amet, consectetur adipiscing elit, sed do </w:t>
+        <w:t xml:space="preserve">[Author] Author: Lorem ipsum dolor sit </w:t>
+      </w:r>
+      <w:proofErr w:type="spellStart"/>
+      <w:r>
+        <w:t>amet</w:t>
+      </w:r>
+      <w:proofErr w:type="spellEnd"/>
+      <w:r>
+        <w:t xml:space="preserve">, </w:t>
+      </w:r>
+      <w:proofErr w:type="spellStart"/>
+      <w:r>
+        <w:t>consectetur</w:t>
+      </w:r>
+      <w:proofErr w:type="spellEnd"/>
+      <w:r>
+        <w:t xml:space="preserve"> </w:t>
+      </w:r>
+      <w:proofErr w:type="spellStart"/>
+      <w:r>
+        <w:t>adipiscing</w:t>
+      </w:r>
+      <w:proofErr w:type="spellEnd"/>
+      <w:r>
+        <w:t xml:space="preserve"> </w:t>
+      </w:r>
+      <w:proofErr w:type="spellStart"/>
+      <w:r>
+        <w:t>elit</w:t>
+      </w:r>
+      <w:proofErr w:type="spellEnd"/>
+      <w:r>
+        <w:t xml:space="preserve">, sed do </w:t>
       </w:r>
       <w:proofErr w:type="spellStart"/>
       <w:r>
@@ -287,7 +375,15 @@
       </w:r>
       <w:proofErr w:type="spellEnd"/>
       <w:r>
-        <w:t xml:space="preserve"> labore et dolore magna aliqua.</w:t>
+        <w:t xml:space="preserve"> labore et dolore magna </w:t>
+      </w:r>
+      <w:proofErr w:type="spellStart"/>
+      <w:r>
+        <w:t>aliqua</w:t>
+      </w:r>
+      <w:proofErr w:type="spellEnd"/>
+      <w:r>
+        <w:t>.</w:t>
       </w:r>
     </w:p>
     <w:p>
@@ -303,7 +399,61 @@
       </w:r>
       <w:proofErr w:type="gramEnd"/>
       <w:r>
-        <w:t xml:space="preserve"> amet, consectetur adipiscing elit, sed do eiusmod tempor incididunt ut labore et dolore magna aliqua.</w:t>
+        <w:t xml:space="preserve"> amet, consectetur adipiscing </w:t>
+      </w:r>
+      <w:proofErr w:type="spellStart"/>
+      <w:r>
+        <w:t>elit</w:t>
+      </w:r>
+      <w:proofErr w:type="spellEnd"/>
+      <w:r>
+        <w:t xml:space="preserve">, sed do </w:t>
+      </w:r>
+      <w:proofErr w:type="spellStart"/>
+      <w:r>
+        <w:t>eiusmod</w:t>
+      </w:r>
+      <w:proofErr w:type="spellEnd"/>
+      <w:r>
+        <w:t xml:space="preserve"> </w:t>
+      </w:r>
+      <w:proofErr w:type="spellStart"/>
+      <w:r>
+        <w:t>tempor</w:t>
+      </w:r>
+      <w:proofErr w:type="spellEnd"/>
+      <w:r>
+        <w:t xml:space="preserve"> </w:t>
+      </w:r>
+      <w:proofErr w:type="spellStart"/>
+      <w:r>
+        <w:t>incididunt</w:t>
+      </w:r>
+      <w:proofErr w:type="spellEnd"/>
+      <w:r>
+        <w:t xml:space="preserve"> </w:t>
+      </w:r>
+      <w:proofErr w:type="spellStart"/>
+      <w:r>
+        <w:t>ut</w:t>
+      </w:r>
+      <w:proofErr w:type="spellEnd"/>
+      <w:r>
+        <w:t xml:space="preserve"> labore et </w:t>
+      </w:r>
+      <w:r>
+        <w:t>dolore</w:t>
+      </w:r>
+      <w:r>
+        <w:t xml:space="preserve"> magna </w:t>
+      </w:r>
+      <w:proofErr w:type="spellStart"/>
+      <w:r>
+        <w:t>aliqua</w:t>
+      </w:r>
+      <w:proofErr w:type="spellEnd"/>
+      <w:r>
+        <w:t>.</w:t>
       </w:r>
     </w:p>
     <w:p>
@@ -327,7 +477,39 @@
         <w:pStyle w:val="Abstract"/>
       </w:pPr>
       <w:r>
-        <w:t>[Abstract] Abstract: Lorem ipsum dolor sit amet, consectetur adipiscing elit, sed do eiusmod tempor incididunt ut labore et dolore magna aliqua.</w:t>
+        <w:t xml:space="preserve">[Abstract] Abstract: Lorem ipsum dolor sit </w:t>
+      </w:r>
+      <w:proofErr w:type="spellStart"/>
+      <w:r>
+        <w:t>amet</w:t>
+      </w:r>
+      <w:proofErr w:type="spellEnd"/>
+      <w:r>
+        <w:t xml:space="preserve">, </w:t>
+      </w:r>
+      <w:proofErr w:type="spellStart"/>
+      <w:r>
+        <w:t>consectetur</w:t>
+      </w:r>
+      <w:proofErr w:type="spellEnd"/>
+      <w:r>
+        <w:t xml:space="preserve"> </w:t>
+      </w:r>
+      <w:proofErr w:type="spellStart"/>
+      <w:r>
+        <w:t>adipiscing</w:t>
+      </w:r>
+      <w:proofErr w:type="spellEnd"/>
+      <w:r>
+        <w:t xml:space="preserve"> </w:t>
+      </w:r>
+      <w:proofErr w:type="spellStart"/>
+      <w:r>
+        <w:t>elit</w:t>
+      </w:r>
+      <w:proofErr w:type="spellEnd"/>
+      <w:r>
+        <w:t>, sed do eiusmod tempor incididunt ut labore et dolore magna aliqua.</w:t>
       </w:r>
     </w:p>
     <w:p>
@@ -438,6 +620,7 @@
     <w:p>
       <w:pPr>
         <w:pStyle w:val="Heading2"/>
+        <w:spacing w:before="320"/>
       </w:pPr>
       <w:r>
         <w:t xml:space="preserve">[Heading2] heading 2: Lorem ipsum dolor </w:t>
@@ -454,6 +637,7 @@
     <w:p>
       <w:pPr>
         <w:pStyle w:val="Heading3"/>
+        <w:spacing w:before="320"/>
       </w:pPr>
       <w:r>
         <w:t xml:space="preserve">[Heading3] heading 3: Lorem ipsum dolor </w:t>
@@ -719,6 +903,7 @@
     <w:p>
       <w:pPr>
         <w:pStyle w:val="Caption"/>
+        <w:spacing w:before="400"/>
       </w:pPr>
       <w:r>
         <w:t xml:space="preserve">[Caption] Caption: Lorem ipsum dolor </w:t>
@@ -735,6 +920,7 @@
     <w:p>
       <w:pPr>
         <w:pStyle w:val="TableCaption"/>
+        <w:spacing w:before="400"/>
       </w:pPr>
       <w:r>
         <w:t xml:space="preserve">[TableCaption] Table Caption: Lorem ipsum dolor </w:t>
@@ -751,6 +937,7 @@
     <w:p>
       <w:pPr>
         <w:pStyle w:val="ImageCaption"/>
+        <w:spacing w:before="400"/>
       </w:pPr>
       <w:r>
         <w:t xml:space="preserve">[ImageCaption] Image Caption: Lorem ipsum dolor </w:t>
@@ -1066,7 +1253,6 @@
         <w:pStyle w:val="BodyText"/>
       </w:pPr>
       <w:r>
-        <w:lastRenderedPageBreak/>
         <w:t>[Heading5Char] Heading 5 Char:</w:t>
       </w:r>
     </w:p>
@@ -1077,195 +1263,6 @@
       <w:r>
         <w:rPr>
           <w:rStyle w:val="Heading5Char"/>
-        </w:rPr>
-        <w:t xml:space="preserve">Lorem ipsum dolor </w:t>
-      </w:r>
-      <w:proofErr w:type="gramStart"/>
-      <w:r>
-        <w:rPr>
-          <w:rStyle w:val="Heading5Char"/>
-        </w:rPr>
-        <w:t>sit</w:t>
-      </w:r>
-      <w:proofErr w:type="gramEnd"/>
-      <w:r>
-        <w:rPr>
-          <w:rStyle w:val="Heading5Char"/>
-        </w:rPr>
-        <w:t xml:space="preserve"> amet, consectetur adipiscing elit, sed do eiusmod tempor incididunt ut labore et dolore magna aliqua.</w:t>
-      </w:r>
-    </w:p>
-    <w:p>
-      <w:pPr>
-        <w:pStyle w:val="BodyText"/>
-      </w:pPr>
-      <w:r>
-        <w:t>[Heading6Char] Heading 6 Char:</w:t>
-      </w:r>
-    </w:p>
-    <w:p>
-      <w:pPr>
-        <w:pStyle w:val="BodyText"/>
-      </w:pPr>
-      <w:r>
-        <w:rPr>
-          <w:rStyle w:val="Heading6Char"/>
-        </w:rPr>
-        <w:t xml:space="preserve">Lorem ipsum dolor </w:t>
-      </w:r>
-      <w:proofErr w:type="gramStart"/>
-      <w:r>
-        <w:rPr>
-          <w:rStyle w:val="Heading6Char"/>
-        </w:rPr>
-        <w:t>sit</w:t>
-      </w:r>
-      <w:proofErr w:type="gramEnd"/>
-      <w:r>
-        <w:rPr>
-          <w:rStyle w:val="Heading6Char"/>
-        </w:rPr>
-        <w:t xml:space="preserve"> amet, consectetur adipiscing elit, sed do eiusmod tempor incididunt ut labore et dolore magna aliqua.</w:t>
-      </w:r>
-    </w:p>
-    <w:p>
-      <w:pPr>
-        <w:pStyle w:val="BodyText"/>
-      </w:pPr>
-      <w:r>
-        <w:t>[Heading7Char] Heading 7 Char:</w:t>
-      </w:r>
-    </w:p>
-    <w:p>
-      <w:pPr>
-        <w:pStyle w:val="BodyText"/>
-      </w:pPr>
-      <w:r>
-        <w:rPr>
-          <w:rStyle w:val="Heading7Char"/>
-        </w:rPr>
-        <w:t xml:space="preserve">Lorem ipsum dolor </w:t>
-      </w:r>
-      <w:proofErr w:type="gramStart"/>
-      <w:r>
-        <w:rPr>
-          <w:rStyle w:val="Heading7Char"/>
-        </w:rPr>
-        <w:t>sit</w:t>
-      </w:r>
-      <w:proofErr w:type="gramEnd"/>
-      <w:r>
-        <w:rPr>
-          <w:rStyle w:val="Heading7Char"/>
-        </w:rPr>
-        <w:t xml:space="preserve"> amet, consectetur adipiscing elit, sed do eiusmod tempor incididunt ut labore et dolore magna aliqua.</w:t>
-      </w:r>
-    </w:p>
-    <w:p>
-      <w:pPr>
-        <w:pStyle w:val="BodyText"/>
-      </w:pPr>
-      <w:r>
-        <w:t>[Heading8Char] Heading 8 Char:</w:t>
-      </w:r>
-    </w:p>
-    <w:p>
-      <w:pPr>
-        <w:pStyle w:val="BodyText"/>
-      </w:pPr>
-      <w:r>
-        <w:rPr>
-          <w:rStyle w:val="Heading8Char"/>
-        </w:rPr>
-        <w:t xml:space="preserve">Lorem ipsum dolor </w:t>
-      </w:r>
-      <w:proofErr w:type="gramStart"/>
-      <w:r>
-        <w:rPr>
-          <w:rStyle w:val="Heading8Char"/>
-        </w:rPr>
-        <w:t>sit</w:t>
-      </w:r>
-      <w:proofErr w:type="gramEnd"/>
-      <w:r>
-        <w:rPr>
-          <w:rStyle w:val="Heading8Char"/>
-        </w:rPr>
-        <w:t xml:space="preserve"> amet, consectetur adipiscing elit, sed do eiusmod tempor incididunt ut labore et dolore magna aliqua.</w:t>
-      </w:r>
-    </w:p>
-    <w:p>
-      <w:pPr>
-        <w:pStyle w:val="BodyText"/>
-      </w:pPr>
-      <w:r>
-        <w:t>[Heading9Char] Heading 9 Char:</w:t>
-      </w:r>
-    </w:p>
-    <w:p>
-      <w:pPr>
-        <w:pStyle w:val="BodyText"/>
-      </w:pPr>
-      <w:r>
-        <w:rPr>
-          <w:rStyle w:val="Heading9Char"/>
-        </w:rPr>
-        <w:t xml:space="preserve">Lorem ipsum dolor </w:t>
-      </w:r>
-      <w:proofErr w:type="gramStart"/>
-      <w:r>
-        <w:rPr>
-          <w:rStyle w:val="Heading9Char"/>
-        </w:rPr>
-        <w:t>sit</w:t>
-      </w:r>
-      <w:proofErr w:type="gramEnd"/>
-      <w:r>
-        <w:rPr>
-          <w:rStyle w:val="Heading9Char"/>
-        </w:rPr>
-        <w:t xml:space="preserve"> amet, consectetur adipiscing elit, sed do eiusmod tempor incididunt ut labore et dolore magna aliqua.</w:t>
-      </w:r>
-    </w:p>
-    <w:p>
-      <w:pPr>
-        <w:pStyle w:val="BodyText"/>
-      </w:pPr>
-      <w:r>
-        <w:t>[DefaultParagraphFont] Default Paragraph Font:</w:t>
-      </w:r>
-    </w:p>
-    <w:p>
-      <w:pPr>
-        <w:pStyle w:val="BodyText"/>
-      </w:pPr>
-      <w:r>
-        <w:t xml:space="preserve">Lorem ipsum dolor </w:t>
-      </w:r>
-      <w:proofErr w:type="gramStart"/>
-      <w:r>
-        <w:t>sit</w:t>
-      </w:r>
-      <w:proofErr w:type="gramEnd"/>
-      <w:r>
-        <w:t xml:space="preserve"> amet, consectetur adipiscing elit, sed do eiusmod tempor incididunt ut labore et dolore magna aliqua.</w:t>
-      </w:r>
-    </w:p>
-    <w:p>
-      <w:pPr>
-        <w:pStyle w:val="BodyText"/>
-      </w:pPr>
-      <w:r>
-        <w:t>[BodyTextChar] Body Text Char:</w:t>
-      </w:r>
-    </w:p>
-    <w:p>
-      <w:pPr>
-        <w:pStyle w:val="BodyText"/>
-      </w:pPr>
-      <w:r>
-        <w:rPr>
-          <w:rStyle w:val="CaptionChar"/>
         </w:rPr>
         <w:lastRenderedPageBreak/>
         <w:t xml:space="preserve">Lorem ipsum dolor </w:t>
@@ -1273,15 +1270,204 @@
       <w:proofErr w:type="gramStart"/>
       <w:r>
         <w:rPr>
+          <w:rStyle w:val="Heading5Char"/>
+        </w:rPr>
+        <w:t>sit</w:t>
+      </w:r>
+      <w:proofErr w:type="gramEnd"/>
+      <w:r>
+        <w:rPr>
+          <w:rStyle w:val="Heading5Char"/>
+        </w:rPr>
+        <w:t xml:space="preserve"> amet, consectetur adipiscing elit, sed do eiusmod tempor incididunt ut labore et dolore magna aliqua.</w:t>
+      </w:r>
+    </w:p>
+    <w:p>
+      <w:pPr>
+        <w:pStyle w:val="BodyText"/>
+      </w:pPr>
+      <w:r>
+        <w:t>[Heading6Char] Heading 6 Char:</w:t>
+      </w:r>
+    </w:p>
+    <w:p>
+      <w:pPr>
+        <w:pStyle w:val="BodyText"/>
+      </w:pPr>
+      <w:r>
+        <w:rPr>
+          <w:rStyle w:val="Heading6Char"/>
+        </w:rPr>
+        <w:t xml:space="preserve">Lorem ipsum dolor </w:t>
+      </w:r>
+      <w:proofErr w:type="gramStart"/>
+      <w:r>
+        <w:rPr>
+          <w:rStyle w:val="Heading6Char"/>
+        </w:rPr>
+        <w:t>sit</w:t>
+      </w:r>
+      <w:proofErr w:type="gramEnd"/>
+      <w:r>
+        <w:rPr>
+          <w:rStyle w:val="Heading6Char"/>
+        </w:rPr>
+        <w:t xml:space="preserve"> amet, consectetur adipiscing elit, sed do eiusmod tempor incididunt ut labore et dolore magna aliqua.</w:t>
+      </w:r>
+    </w:p>
+    <w:p>
+      <w:pPr>
+        <w:pStyle w:val="BodyText"/>
+      </w:pPr>
+      <w:r>
+        <w:t>[Heading7Char] Heading 7 Char:</w:t>
+      </w:r>
+    </w:p>
+    <w:p>
+      <w:pPr>
+        <w:pStyle w:val="BodyText"/>
+      </w:pPr>
+      <w:r>
+        <w:rPr>
+          <w:rStyle w:val="Heading7Char"/>
+        </w:rPr>
+        <w:t xml:space="preserve">Lorem ipsum dolor </w:t>
+      </w:r>
+      <w:proofErr w:type="gramStart"/>
+      <w:r>
+        <w:rPr>
+          <w:rStyle w:val="Heading7Char"/>
+        </w:rPr>
+        <w:t>sit</w:t>
+      </w:r>
+      <w:proofErr w:type="gramEnd"/>
+      <w:r>
+        <w:rPr>
+          <w:rStyle w:val="Heading7Char"/>
+        </w:rPr>
+        <w:t xml:space="preserve"> amet, consectetur adipiscing elit, sed do eiusmod tempor incididunt ut labore et dolore magna aliqua.</w:t>
+      </w:r>
+    </w:p>
+    <w:p>
+      <w:pPr>
+        <w:pStyle w:val="BodyText"/>
+      </w:pPr>
+      <w:r>
+        <w:t>[Heading8Char] Heading 8 Char:</w:t>
+      </w:r>
+    </w:p>
+    <w:p>
+      <w:pPr>
+        <w:pStyle w:val="BodyText"/>
+      </w:pPr>
+      <w:r>
+        <w:rPr>
+          <w:rStyle w:val="Heading8Char"/>
+        </w:rPr>
+        <w:t xml:space="preserve">Lorem ipsum dolor </w:t>
+      </w:r>
+      <w:proofErr w:type="gramStart"/>
+      <w:r>
+        <w:rPr>
+          <w:rStyle w:val="Heading8Char"/>
+        </w:rPr>
+        <w:t>sit</w:t>
+      </w:r>
+      <w:proofErr w:type="gramEnd"/>
+      <w:r>
+        <w:rPr>
+          <w:rStyle w:val="Heading8Char"/>
+        </w:rPr>
+        <w:t xml:space="preserve"> amet, consectetur adipiscing elit, sed do eiusmod tempor incididunt ut labore et dolore magna aliqua.</w:t>
+      </w:r>
+    </w:p>
+    <w:p>
+      <w:pPr>
+        <w:pStyle w:val="BodyText"/>
+      </w:pPr>
+      <w:r>
+        <w:t>[Heading9Char] Heading 9 Char:</w:t>
+      </w:r>
+    </w:p>
+    <w:p>
+      <w:pPr>
+        <w:pStyle w:val="BodyText"/>
+      </w:pPr>
+      <w:r>
+        <w:rPr>
+          <w:rStyle w:val="Heading9Char"/>
+        </w:rPr>
+        <w:t xml:space="preserve">Lorem ipsum dolor </w:t>
+      </w:r>
+      <w:proofErr w:type="gramStart"/>
+      <w:r>
+        <w:rPr>
+          <w:rStyle w:val="Heading9Char"/>
+        </w:rPr>
+        <w:t>sit</w:t>
+      </w:r>
+      <w:proofErr w:type="gramEnd"/>
+      <w:r>
+        <w:rPr>
+          <w:rStyle w:val="Heading9Char"/>
+        </w:rPr>
+        <w:t xml:space="preserve"> amet, consectetur adipiscing elit, sed do eiusmod tempor incididunt ut labore et dolore magna aliqua.</w:t>
+      </w:r>
+    </w:p>
+    <w:p>
+      <w:pPr>
+        <w:pStyle w:val="BodyText"/>
+      </w:pPr>
+      <w:r>
+        <w:t>[DefaultParagraphFont] Default Paragraph Font:</w:t>
+      </w:r>
+    </w:p>
+    <w:p>
+      <w:pPr>
+        <w:pStyle w:val="BodyText"/>
+      </w:pPr>
+      <w:r>
+        <w:t xml:space="preserve">Lorem ipsum dolor </w:t>
+      </w:r>
+      <w:proofErr w:type="gramStart"/>
+      <w:r>
+        <w:t>sit</w:t>
+      </w:r>
+      <w:proofErr w:type="gramEnd"/>
+      <w:r>
+        <w:t xml:space="preserve"> amet, consectetur adipiscing elit, sed do eiusmod tempor incididunt ut labore et dolore magna aliqua.</w:t>
+      </w:r>
+    </w:p>
+    <w:p>
+      <w:pPr>
+        <w:pStyle w:val="BodyText"/>
+      </w:pPr>
+      <w:r>
+        <w:t>[BodyTextChar] Body Text Char:</w:t>
+      </w:r>
+    </w:p>
+    <w:p>
+      <w:pPr>
+        <w:pStyle w:val="BodyText"/>
+      </w:pPr>
+      <w:r>
+        <w:rPr>
           <w:rStyle w:val="CaptionChar"/>
         </w:rPr>
-        <w:t>sit</w:t>
-      </w:r>
-      <w:proofErr w:type="gramEnd"/>
+        <w:t xml:space="preserve">Lorem ipsum dolor </w:t>
+      </w:r>
+      <w:proofErr w:type="gramStart"/>
       <w:r>
         <w:rPr>
           <w:rStyle w:val="CaptionChar"/>
         </w:rPr>
+        <w:t>sit</w:t>
+      </w:r>
+      <w:proofErr w:type="gramEnd"/>
+      <w:r>
+        <w:rPr>
+          <w:rStyle w:val="CaptionChar"/>
+        </w:rPr>
         <w:t xml:space="preserve"> amet, consectetur adipiscing elit, sed do eiusmod tempor incididunt ut labore et dolore magna aliqua.</w:t>
       </w:r>
     </w:p>
@@ -1300,208 +1486,6 @@
       <w:r>
         <w:rPr>
           <w:rStyle w:val="VerbatimChar"/>
-          <w:rFonts w:ascii="Garamond" w:hAnsi="Garamond"/>
-          <w:sz w:val="24"/>
-        </w:rPr>
-        <w:t xml:space="preserve">Lorem ipsum dolor </w:t>
-      </w:r>
-      <w:proofErr w:type="gramStart"/>
-      <w:r>
-        <w:rPr>
-          <w:rStyle w:val="VerbatimChar"/>
-          <w:rFonts w:ascii="Garamond" w:hAnsi="Garamond"/>
-          <w:sz w:val="24"/>
-        </w:rPr>
-        <w:t>sit</w:t>
-      </w:r>
-      <w:proofErr w:type="gramEnd"/>
-      <w:r>
-        <w:rPr>
-          <w:rStyle w:val="VerbatimChar"/>
-          <w:rFonts w:ascii="Garamond" w:hAnsi="Garamond"/>
-          <w:sz w:val="24"/>
-        </w:rPr>
-        <w:t xml:space="preserve"> amet, consectetur adipiscing elit, sed do eiusmod tempor incididunt ut labore et dolore magna aliqua.</w:t>
-      </w:r>
-    </w:p>
-    <w:p>
-      <w:pPr>
-        <w:pStyle w:val="BodyText"/>
-      </w:pPr>
-      <w:r>
-        <w:t>[SectionNumber] Section Number:</w:t>
-      </w:r>
-    </w:p>
-    <w:p>
-      <w:pPr>
-        <w:pStyle w:val="BodyText"/>
-      </w:pPr>
-      <w:r>
-        <w:rPr>
-          <w:rStyle w:val="SectionNumber"/>
-        </w:rPr>
-        <w:t xml:space="preserve">Lorem ipsum dolor </w:t>
-      </w:r>
-      <w:proofErr w:type="gramStart"/>
-      <w:r>
-        <w:rPr>
-          <w:rStyle w:val="SectionNumber"/>
-        </w:rPr>
-        <w:t>sit</w:t>
-      </w:r>
-      <w:proofErr w:type="gramEnd"/>
-      <w:r>
-        <w:rPr>
-          <w:rStyle w:val="SectionNumber"/>
-        </w:rPr>
-        <w:t xml:space="preserve"> amet, consectetur adipiscing elit, sed do eiusmod tempor incididunt ut labore et dolore magna aliqua.</w:t>
-      </w:r>
-    </w:p>
-    <w:p>
-      <w:pPr>
-        <w:pStyle w:val="BodyText"/>
-      </w:pPr>
-      <w:r>
-        <w:t>[FootnoteReference] Footnote Reference:</w:t>
-      </w:r>
-    </w:p>
-    <w:p>
-      <w:pPr>
-        <w:pStyle w:val="BodyText"/>
-      </w:pPr>
-      <w:r>
-        <w:rPr>
-          <w:rStyle w:val="FootnoteReference"/>
-        </w:rPr>
-        <w:t>Lorem ipsum dolor sit amet, consectetur adipiscing elit, sed do eiusmod tempor incididunt ut labore et dolore magna aliqua.</w:t>
-      </w:r>
-    </w:p>
-    <w:p>
-      <w:pPr>
-        <w:pStyle w:val="BodyText"/>
-      </w:pPr>
-      <w:r>
-        <w:t>[Hyperlink] Hyperlink:</w:t>
-      </w:r>
-    </w:p>
-    <w:p>
-      <w:pPr>
-        <w:pStyle w:val="BodyText"/>
-      </w:pPr>
-      <w:r>
-        <w:rPr>
-          <w:rStyle w:val="Hyperlink"/>
-        </w:rPr>
-        <w:t xml:space="preserve">Lorem ipsum dolor </w:t>
-      </w:r>
-      <w:proofErr w:type="gramStart"/>
-      <w:r>
-        <w:rPr>
-          <w:rStyle w:val="Hyperlink"/>
-        </w:rPr>
-        <w:t>sit</w:t>
-      </w:r>
-      <w:proofErr w:type="gramEnd"/>
-      <w:r>
-        <w:rPr>
-          <w:rStyle w:val="Hyperlink"/>
-        </w:rPr>
-        <w:t xml:space="preserve"> amet, consectetur adipiscing elit, sed do eiusmod tempor incididunt ut labore et dolore magna aliqua.</w:t>
-      </w:r>
-    </w:p>
-    <w:p>
-      <w:pPr>
-        <w:pStyle w:val="BodyText"/>
-      </w:pPr>
-      <w:r>
-        <w:t>[KeywordTok] KeywordTok:</w:t>
-      </w:r>
-    </w:p>
-    <w:p>
-      <w:pPr>
-        <w:pStyle w:val="BodyText"/>
-      </w:pPr>
-      <w:r>
-        <w:rPr>
-          <w:rStyle w:val="KeywordTok"/>
-          <w:rFonts w:ascii="Garamond" w:hAnsi="Garamond"/>
-          <w:sz w:val="24"/>
-        </w:rPr>
-        <w:t xml:space="preserve">Lorem ipsum dolor </w:t>
-      </w:r>
-      <w:proofErr w:type="gramStart"/>
-      <w:r>
-        <w:rPr>
-          <w:rStyle w:val="KeywordTok"/>
-          <w:rFonts w:ascii="Garamond" w:hAnsi="Garamond"/>
-          <w:sz w:val="24"/>
-        </w:rPr>
-        <w:t>sit</w:t>
-      </w:r>
-      <w:proofErr w:type="gramEnd"/>
-      <w:r>
-        <w:rPr>
-          <w:rStyle w:val="KeywordTok"/>
-          <w:rFonts w:ascii="Garamond" w:hAnsi="Garamond"/>
-          <w:sz w:val="24"/>
-        </w:rPr>
-        <w:t xml:space="preserve"> amet, consectetur adipiscing elit, sed do eiusmod tempor incididunt ut labore et dolore magna aliqua.</w:t>
-      </w:r>
-    </w:p>
-    <w:p>
-      <w:pPr>
-        <w:pStyle w:val="BodyText"/>
-      </w:pPr>
-      <w:r>
-        <w:t>[DataTypeTok] DataTypeTok:</w:t>
-      </w:r>
-    </w:p>
-    <w:p>
-      <w:pPr>
-        <w:pStyle w:val="BodyText"/>
-      </w:pPr>
-      <w:r>
-        <w:rPr>
-          <w:rStyle w:val="DataTypeTok"/>
-          <w:rFonts w:ascii="Garamond" w:hAnsi="Garamond"/>
-          <w:sz w:val="24"/>
-        </w:rPr>
-        <w:t xml:space="preserve">Lorem ipsum dolor </w:t>
-      </w:r>
-      <w:proofErr w:type="gramStart"/>
-      <w:r>
-        <w:rPr>
-          <w:rStyle w:val="DataTypeTok"/>
-          <w:rFonts w:ascii="Garamond" w:hAnsi="Garamond"/>
-          <w:sz w:val="24"/>
-        </w:rPr>
-        <w:t>sit</w:t>
-      </w:r>
-      <w:proofErr w:type="gramEnd"/>
-      <w:r>
-        <w:rPr>
-          <w:rStyle w:val="DataTypeTok"/>
-          <w:rFonts w:ascii="Garamond" w:hAnsi="Garamond"/>
-          <w:sz w:val="24"/>
-        </w:rPr>
-        <w:t xml:space="preserve"> amet, consectetur adipiscing elit, sed do eiusmod tempor incididunt ut labore et dolore magna aliqua.</w:t>
-      </w:r>
-    </w:p>
-    <w:p>
-      <w:pPr>
-        <w:pStyle w:val="BodyText"/>
-      </w:pPr>
-      <w:r>
-        <w:t>[DecValTok] DecValTok:</w:t>
-      </w:r>
-    </w:p>
-    <w:p>
-      <w:pPr>
-        <w:pStyle w:val="BodyText"/>
-      </w:pPr>
-      <w:r>
-        <w:rPr>
-          <w:rStyle w:val="DecValTok"/>
           <w:rFonts w:ascii="Garamond" w:hAnsi="Garamond"/>
           <w:sz w:val="24"/>
         </w:rPr>
@@ -1511,19 +1495,221 @@
       <w:proofErr w:type="gramStart"/>
       <w:r>
         <w:rPr>
+          <w:rStyle w:val="VerbatimChar"/>
+          <w:rFonts w:ascii="Garamond" w:hAnsi="Garamond"/>
+          <w:sz w:val="24"/>
+        </w:rPr>
+        <w:t>sit</w:t>
+      </w:r>
+      <w:proofErr w:type="gramEnd"/>
+      <w:r>
+        <w:rPr>
+          <w:rStyle w:val="VerbatimChar"/>
+          <w:rFonts w:ascii="Garamond" w:hAnsi="Garamond"/>
+          <w:sz w:val="24"/>
+        </w:rPr>
+        <w:t xml:space="preserve"> amet, consectetur adipiscing elit, sed do eiusmod tempor incididunt ut labore et dolore magna aliqua.</w:t>
+      </w:r>
+    </w:p>
+    <w:p>
+      <w:pPr>
+        <w:pStyle w:val="BodyText"/>
+      </w:pPr>
+      <w:r>
+        <w:t>[SectionNumber] Section Number:</w:t>
+      </w:r>
+    </w:p>
+    <w:p>
+      <w:pPr>
+        <w:pStyle w:val="BodyText"/>
+      </w:pPr>
+      <w:r>
+        <w:rPr>
+          <w:rStyle w:val="SectionNumber"/>
+        </w:rPr>
+        <w:t xml:space="preserve">Lorem ipsum dolor </w:t>
+      </w:r>
+      <w:proofErr w:type="gramStart"/>
+      <w:r>
+        <w:rPr>
+          <w:rStyle w:val="SectionNumber"/>
+        </w:rPr>
+        <w:t>sit</w:t>
+      </w:r>
+      <w:proofErr w:type="gramEnd"/>
+      <w:r>
+        <w:rPr>
+          <w:rStyle w:val="SectionNumber"/>
+        </w:rPr>
+        <w:t xml:space="preserve"> amet, consectetur adipiscing elit, sed do eiusmod tempor incididunt ut labore et dolore magna aliqua.</w:t>
+      </w:r>
+    </w:p>
+    <w:p>
+      <w:pPr>
+        <w:pStyle w:val="BodyText"/>
+      </w:pPr>
+      <w:r>
+        <w:t>[FootnoteReference] Footnote Reference:</w:t>
+      </w:r>
+    </w:p>
+    <w:p>
+      <w:pPr>
+        <w:pStyle w:val="BodyText"/>
+      </w:pPr>
+      <w:r>
+        <w:rPr>
+          <w:rStyle w:val="FootnoteReference"/>
+        </w:rPr>
+        <w:t>Lorem ipsum dolor sit amet, consectetur adipiscing elit, sed do eiusmod tempor incididunt ut labore et dolore magna aliqua.</w:t>
+      </w:r>
+    </w:p>
+    <w:p>
+      <w:pPr>
+        <w:pStyle w:val="BodyText"/>
+      </w:pPr>
+      <w:r>
+        <w:t>[Hyperlink] Hyperlink:</w:t>
+      </w:r>
+    </w:p>
+    <w:p>
+      <w:pPr>
+        <w:pStyle w:val="BodyText"/>
+      </w:pPr>
+      <w:r>
+        <w:rPr>
+          <w:rStyle w:val="Hyperlink"/>
+        </w:rPr>
+        <w:t xml:space="preserve">Lorem ipsum dolor </w:t>
+      </w:r>
+      <w:proofErr w:type="gramStart"/>
+      <w:r>
+        <w:rPr>
+          <w:rStyle w:val="Hyperlink"/>
+        </w:rPr>
+        <w:t>sit</w:t>
+      </w:r>
+      <w:proofErr w:type="gramEnd"/>
+      <w:r>
+        <w:rPr>
+          <w:rStyle w:val="Hyperlink"/>
+        </w:rPr>
+        <w:t xml:space="preserve"> amet, consectetur adipiscing elit, sed do eiusmod tempor incididunt ut labore et dolore magna aliqua.</w:t>
+      </w:r>
+    </w:p>
+    <w:p>
+      <w:pPr>
+        <w:pStyle w:val="BodyText"/>
+      </w:pPr>
+      <w:r>
+        <w:t>[KeywordTok] KeywordTok:</w:t>
+      </w:r>
+    </w:p>
+    <w:p>
+      <w:pPr>
+        <w:pStyle w:val="BodyText"/>
+      </w:pPr>
+      <w:r>
+        <w:rPr>
+          <w:rStyle w:val="KeywordTok"/>
+          <w:rFonts w:ascii="Garamond" w:hAnsi="Garamond"/>
+          <w:sz w:val="24"/>
+        </w:rPr>
+        <w:t xml:space="preserve">Lorem ipsum dolor </w:t>
+      </w:r>
+      <w:proofErr w:type="gramStart"/>
+      <w:r>
+        <w:rPr>
+          <w:rStyle w:val="KeywordTok"/>
+          <w:rFonts w:ascii="Garamond" w:hAnsi="Garamond"/>
+          <w:sz w:val="24"/>
+        </w:rPr>
+        <w:t>sit</w:t>
+      </w:r>
+      <w:proofErr w:type="gramEnd"/>
+      <w:r>
+        <w:rPr>
+          <w:rStyle w:val="KeywordTok"/>
+          <w:rFonts w:ascii="Garamond" w:hAnsi="Garamond"/>
+          <w:sz w:val="24"/>
+        </w:rPr>
+        <w:t xml:space="preserve"> amet, consectetur adipiscing elit, sed do eiusmod tempor incididunt ut labore et dolore magna aliqua.</w:t>
+      </w:r>
+    </w:p>
+    <w:p>
+      <w:pPr>
+        <w:pStyle w:val="BodyText"/>
+      </w:pPr>
+      <w:r>
+        <w:t>[DataTypeTok] DataTypeTok:</w:t>
+      </w:r>
+    </w:p>
+    <w:p>
+      <w:pPr>
+        <w:pStyle w:val="BodyText"/>
+      </w:pPr>
+      <w:r>
+        <w:rPr>
+          <w:rStyle w:val="DataTypeTok"/>
+          <w:rFonts w:ascii="Garamond" w:hAnsi="Garamond"/>
+          <w:sz w:val="24"/>
+        </w:rPr>
+        <w:t xml:space="preserve">Lorem ipsum dolor </w:t>
+      </w:r>
+      <w:proofErr w:type="gramStart"/>
+      <w:r>
+        <w:rPr>
+          <w:rStyle w:val="DataTypeTok"/>
+          <w:rFonts w:ascii="Garamond" w:hAnsi="Garamond"/>
+          <w:sz w:val="24"/>
+        </w:rPr>
+        <w:t>sit</w:t>
+      </w:r>
+      <w:proofErr w:type="gramEnd"/>
+      <w:r>
+        <w:rPr>
+          <w:rStyle w:val="DataTypeTok"/>
+          <w:rFonts w:ascii="Garamond" w:hAnsi="Garamond"/>
+          <w:sz w:val="24"/>
+        </w:rPr>
+        <w:t xml:space="preserve"> amet, consectetur adipiscing elit, sed do eiusmod tempor incididunt ut labore et dolore magna aliqua.</w:t>
+      </w:r>
+    </w:p>
+    <w:p>
+      <w:pPr>
+        <w:pStyle w:val="BodyText"/>
+      </w:pPr>
+      <w:r>
+        <w:t>[DecValTok] DecValTok:</w:t>
+      </w:r>
+    </w:p>
+    <w:p>
+      <w:pPr>
+        <w:pStyle w:val="BodyText"/>
+      </w:pPr>
+      <w:r>
+        <w:rPr>
           <w:rStyle w:val="DecValTok"/>
           <w:rFonts w:ascii="Garamond" w:hAnsi="Garamond"/>
           <w:sz w:val="24"/>
         </w:rPr>
-        <w:t>sit</w:t>
-      </w:r>
-      <w:proofErr w:type="gramEnd"/>
+        <w:t xml:space="preserve">Lorem ipsum dolor </w:t>
+      </w:r>
+      <w:proofErr w:type="gramStart"/>
       <w:r>
         <w:rPr>
           <w:rStyle w:val="DecValTok"/>
           <w:rFonts w:ascii="Garamond" w:hAnsi="Garamond"/>
           <w:sz w:val="24"/>
         </w:rPr>
+        <w:t>sit</w:t>
+      </w:r>
+      <w:proofErr w:type="gramEnd"/>
+      <w:r>
+        <w:rPr>
+          <w:rStyle w:val="DecValTok"/>
+          <w:rFonts w:ascii="Garamond" w:hAnsi="Garamond"/>
+          <w:sz w:val="24"/>
+        </w:rPr>
         <w:t xml:space="preserve"> amet, consectetur adipiscing elit, sed do eiusmod tempor incididunt ut labore et dolore magna aliqua.</w:t>
       </w:r>
     </w:p>
@@ -1542,475 +1728,6 @@
       <w:r>
         <w:rPr>
           <w:rStyle w:val="BaseNTok"/>
-          <w:rFonts w:ascii="Garamond" w:hAnsi="Garamond"/>
-          <w:sz w:val="24"/>
-        </w:rPr>
-        <w:t xml:space="preserve">Lorem ipsum dolor </w:t>
-      </w:r>
-      <w:proofErr w:type="gramStart"/>
-      <w:r>
-        <w:rPr>
-          <w:rStyle w:val="BaseNTok"/>
-          <w:rFonts w:ascii="Garamond" w:hAnsi="Garamond"/>
-          <w:sz w:val="24"/>
-        </w:rPr>
-        <w:t>sit</w:t>
-      </w:r>
-      <w:proofErr w:type="gramEnd"/>
-      <w:r>
-        <w:rPr>
-          <w:rStyle w:val="BaseNTok"/>
-          <w:rFonts w:ascii="Garamond" w:hAnsi="Garamond"/>
-          <w:sz w:val="24"/>
-        </w:rPr>
-        <w:t xml:space="preserve"> amet, consectetur adipiscing elit, sed do eiusmod tempor incididunt ut labore et dolore magna aliqua.</w:t>
-      </w:r>
-    </w:p>
-    <w:p>
-      <w:pPr>
-        <w:pStyle w:val="BodyText"/>
-      </w:pPr>
-      <w:r>
-        <w:t>[FloatTok] FloatTok:</w:t>
-      </w:r>
-    </w:p>
-    <w:p>
-      <w:pPr>
-        <w:pStyle w:val="BodyText"/>
-      </w:pPr>
-      <w:r>
-        <w:rPr>
-          <w:rStyle w:val="FloatTok"/>
-          <w:rFonts w:ascii="Garamond" w:hAnsi="Garamond"/>
-          <w:sz w:val="24"/>
-        </w:rPr>
-        <w:t xml:space="preserve">Lorem ipsum dolor </w:t>
-      </w:r>
-      <w:proofErr w:type="gramStart"/>
-      <w:r>
-        <w:rPr>
-          <w:rStyle w:val="FloatTok"/>
-          <w:rFonts w:ascii="Garamond" w:hAnsi="Garamond"/>
-          <w:sz w:val="24"/>
-        </w:rPr>
-        <w:t>sit</w:t>
-      </w:r>
-      <w:proofErr w:type="gramEnd"/>
-      <w:r>
-        <w:rPr>
-          <w:rStyle w:val="FloatTok"/>
-          <w:rFonts w:ascii="Garamond" w:hAnsi="Garamond"/>
-          <w:sz w:val="24"/>
-        </w:rPr>
-        <w:t xml:space="preserve"> amet, consectetur adipiscing elit, sed do eiusmod tempor incididunt ut labore et dolore magna aliqua.</w:t>
-      </w:r>
-    </w:p>
-    <w:p>
-      <w:pPr>
-        <w:pStyle w:val="BodyText"/>
-      </w:pPr>
-      <w:r>
-        <w:t>[ConstantTok] ConstantTok:</w:t>
-      </w:r>
-    </w:p>
-    <w:p>
-      <w:pPr>
-        <w:pStyle w:val="BodyText"/>
-      </w:pPr>
-      <w:r>
-        <w:rPr>
-          <w:rStyle w:val="ConstantTok"/>
-          <w:rFonts w:ascii="Garamond" w:hAnsi="Garamond"/>
-          <w:sz w:val="24"/>
-        </w:rPr>
-        <w:t xml:space="preserve">Lorem ipsum dolor </w:t>
-      </w:r>
-      <w:proofErr w:type="gramStart"/>
-      <w:r>
-        <w:rPr>
-          <w:rStyle w:val="ConstantTok"/>
-          <w:rFonts w:ascii="Garamond" w:hAnsi="Garamond"/>
-          <w:sz w:val="24"/>
-        </w:rPr>
-        <w:t>sit</w:t>
-      </w:r>
-      <w:proofErr w:type="gramEnd"/>
-      <w:r>
-        <w:rPr>
-          <w:rStyle w:val="ConstantTok"/>
-          <w:rFonts w:ascii="Garamond" w:hAnsi="Garamond"/>
-          <w:sz w:val="24"/>
-        </w:rPr>
-        <w:t xml:space="preserve"> amet, consectetur adipiscing elit, sed do eiusmod tempor incididunt ut labore et dolore magna aliqua.</w:t>
-      </w:r>
-    </w:p>
-    <w:p>
-      <w:pPr>
-        <w:pStyle w:val="BodyText"/>
-      </w:pPr>
-      <w:r>
-        <w:t>[CharTok] CharTok:</w:t>
-      </w:r>
-    </w:p>
-    <w:p>
-      <w:pPr>
-        <w:pStyle w:val="BodyText"/>
-      </w:pPr>
-      <w:r>
-        <w:rPr>
-          <w:rStyle w:val="CharTok"/>
-          <w:rFonts w:ascii="Garamond" w:hAnsi="Garamond"/>
-          <w:sz w:val="24"/>
-        </w:rPr>
-        <w:t xml:space="preserve">Lorem ipsum dolor </w:t>
-      </w:r>
-      <w:proofErr w:type="gramStart"/>
-      <w:r>
-        <w:rPr>
-          <w:rStyle w:val="CharTok"/>
-          <w:rFonts w:ascii="Garamond" w:hAnsi="Garamond"/>
-          <w:sz w:val="24"/>
-        </w:rPr>
-        <w:t>sit</w:t>
-      </w:r>
-      <w:proofErr w:type="gramEnd"/>
-      <w:r>
-        <w:rPr>
-          <w:rStyle w:val="CharTok"/>
-          <w:rFonts w:ascii="Garamond" w:hAnsi="Garamond"/>
-          <w:sz w:val="24"/>
-        </w:rPr>
-        <w:t xml:space="preserve"> amet, consectetur adipiscing elit, sed do eiusmod tempor incididunt ut labore et dolore magna aliqua.</w:t>
-      </w:r>
-    </w:p>
-    <w:p>
-      <w:pPr>
-        <w:pStyle w:val="BodyText"/>
-      </w:pPr>
-      <w:r>
-        <w:t>[SpecialCharTok] SpecialCharTok:</w:t>
-      </w:r>
-    </w:p>
-    <w:p>
-      <w:pPr>
-        <w:pStyle w:val="BodyText"/>
-      </w:pPr>
-      <w:r>
-        <w:rPr>
-          <w:rStyle w:val="SpecialCharTok"/>
-          <w:rFonts w:ascii="Garamond" w:hAnsi="Garamond"/>
-          <w:sz w:val="24"/>
-        </w:rPr>
-        <w:t xml:space="preserve">Lorem ipsum dolor </w:t>
-      </w:r>
-      <w:proofErr w:type="gramStart"/>
-      <w:r>
-        <w:rPr>
-          <w:rStyle w:val="SpecialCharTok"/>
-          <w:rFonts w:ascii="Garamond" w:hAnsi="Garamond"/>
-          <w:sz w:val="24"/>
-        </w:rPr>
-        <w:t>sit</w:t>
-      </w:r>
-      <w:proofErr w:type="gramEnd"/>
-      <w:r>
-        <w:rPr>
-          <w:rStyle w:val="SpecialCharTok"/>
-          <w:rFonts w:ascii="Garamond" w:hAnsi="Garamond"/>
-          <w:sz w:val="24"/>
-        </w:rPr>
-        <w:t xml:space="preserve"> amet, consectetur adipiscing elit, sed do eiusmod tempor incididunt ut labore et dolore magna aliqua.</w:t>
-      </w:r>
-    </w:p>
-    <w:p>
-      <w:pPr>
-        <w:pStyle w:val="BodyText"/>
-      </w:pPr>
-      <w:r>
-        <w:t>[StringTok] StringTok:</w:t>
-      </w:r>
-    </w:p>
-    <w:p>
-      <w:pPr>
-        <w:pStyle w:val="BodyText"/>
-      </w:pPr>
-      <w:r>
-        <w:rPr>
-          <w:rStyle w:val="StringTok"/>
-          <w:rFonts w:ascii="Garamond" w:hAnsi="Garamond"/>
-          <w:sz w:val="24"/>
-        </w:rPr>
-        <w:t xml:space="preserve">Lorem ipsum dolor </w:t>
-      </w:r>
-      <w:proofErr w:type="gramStart"/>
-      <w:r>
-        <w:rPr>
-          <w:rStyle w:val="StringTok"/>
-          <w:rFonts w:ascii="Garamond" w:hAnsi="Garamond"/>
-          <w:sz w:val="24"/>
-        </w:rPr>
-        <w:t>sit</w:t>
-      </w:r>
-      <w:proofErr w:type="gramEnd"/>
-      <w:r>
-        <w:rPr>
-          <w:rStyle w:val="StringTok"/>
-          <w:rFonts w:ascii="Garamond" w:hAnsi="Garamond"/>
-          <w:sz w:val="24"/>
-        </w:rPr>
-        <w:t xml:space="preserve"> amet, consectetur adipiscing elit, sed do eiusmod tempor incididunt ut labore et dolore magna aliqua.</w:t>
-      </w:r>
-    </w:p>
-    <w:p>
-      <w:pPr>
-        <w:pStyle w:val="BodyText"/>
-      </w:pPr>
-      <w:r>
-        <w:lastRenderedPageBreak/>
-        <w:t>[VerbatimStringTok] VerbatimStringTok:</w:t>
-      </w:r>
-    </w:p>
-    <w:p>
-      <w:pPr>
-        <w:pStyle w:val="BodyText"/>
-      </w:pPr>
-      <w:r>
-        <w:rPr>
-          <w:rStyle w:val="VerbatimStringTok"/>
-          <w:rFonts w:ascii="Garamond" w:hAnsi="Garamond"/>
-          <w:sz w:val="24"/>
-        </w:rPr>
-        <w:t xml:space="preserve">Lorem ipsum dolor </w:t>
-      </w:r>
-      <w:proofErr w:type="gramStart"/>
-      <w:r>
-        <w:rPr>
-          <w:rStyle w:val="VerbatimStringTok"/>
-          <w:rFonts w:ascii="Garamond" w:hAnsi="Garamond"/>
-          <w:sz w:val="24"/>
-        </w:rPr>
-        <w:t>sit</w:t>
-      </w:r>
-      <w:proofErr w:type="gramEnd"/>
-      <w:r>
-        <w:rPr>
-          <w:rStyle w:val="VerbatimStringTok"/>
-          <w:rFonts w:ascii="Garamond" w:hAnsi="Garamond"/>
-          <w:sz w:val="24"/>
-        </w:rPr>
-        <w:t xml:space="preserve"> amet, consectetur adipiscing elit, sed do eiusmod tempor incididunt ut labore et dolore magna aliqua.</w:t>
-      </w:r>
-    </w:p>
-    <w:p>
-      <w:pPr>
-        <w:pStyle w:val="BodyText"/>
-      </w:pPr>
-      <w:r>
-        <w:t>[SpecialStringTok] SpecialStringTok:</w:t>
-      </w:r>
-    </w:p>
-    <w:p>
-      <w:pPr>
-        <w:pStyle w:val="BodyText"/>
-      </w:pPr>
-      <w:r>
-        <w:rPr>
-          <w:rStyle w:val="SpecialStringTok"/>
-          <w:rFonts w:ascii="Garamond" w:hAnsi="Garamond"/>
-          <w:sz w:val="24"/>
-        </w:rPr>
-        <w:t xml:space="preserve">Lorem ipsum dolor </w:t>
-      </w:r>
-      <w:proofErr w:type="gramStart"/>
-      <w:r>
-        <w:rPr>
-          <w:rStyle w:val="SpecialStringTok"/>
-          <w:rFonts w:ascii="Garamond" w:hAnsi="Garamond"/>
-          <w:sz w:val="24"/>
-        </w:rPr>
-        <w:t>sit</w:t>
-      </w:r>
-      <w:proofErr w:type="gramEnd"/>
-      <w:r>
-        <w:rPr>
-          <w:rStyle w:val="SpecialStringTok"/>
-          <w:rFonts w:ascii="Garamond" w:hAnsi="Garamond"/>
-          <w:sz w:val="24"/>
-        </w:rPr>
-        <w:t xml:space="preserve"> amet, consectetur adipiscing elit, sed do eiusmod tempor incididunt ut labore et dolore magna aliqua.</w:t>
-      </w:r>
-    </w:p>
-    <w:p>
-      <w:pPr>
-        <w:pStyle w:val="BodyText"/>
-      </w:pPr>
-      <w:r>
-        <w:t>[ImportTok] ImportTok:</w:t>
-      </w:r>
-    </w:p>
-    <w:p>
-      <w:pPr>
-        <w:pStyle w:val="BodyText"/>
-      </w:pPr>
-      <w:r>
-        <w:rPr>
-          <w:rStyle w:val="ImportTok"/>
-          <w:rFonts w:ascii="Garamond" w:hAnsi="Garamond"/>
-          <w:sz w:val="24"/>
-        </w:rPr>
-        <w:t xml:space="preserve">Lorem ipsum dolor </w:t>
-      </w:r>
-      <w:proofErr w:type="gramStart"/>
-      <w:r>
-        <w:rPr>
-          <w:rStyle w:val="ImportTok"/>
-          <w:rFonts w:ascii="Garamond" w:hAnsi="Garamond"/>
-          <w:sz w:val="24"/>
-        </w:rPr>
-        <w:t>sit</w:t>
-      </w:r>
-      <w:proofErr w:type="gramEnd"/>
-      <w:r>
-        <w:rPr>
-          <w:rStyle w:val="ImportTok"/>
-          <w:rFonts w:ascii="Garamond" w:hAnsi="Garamond"/>
-          <w:sz w:val="24"/>
-        </w:rPr>
-        <w:t xml:space="preserve"> amet, consectetur adipiscing elit, sed do eiusmod tempor incididunt ut labore et dolore magna aliqua.</w:t>
-      </w:r>
-    </w:p>
-    <w:p>
-      <w:pPr>
-        <w:pStyle w:val="BodyText"/>
-      </w:pPr>
-      <w:r>
-        <w:t>[CommentTok] CommentTok:</w:t>
-      </w:r>
-    </w:p>
-    <w:p>
-      <w:pPr>
-        <w:pStyle w:val="BodyText"/>
-      </w:pPr>
-      <w:r>
-        <w:rPr>
-          <w:rStyle w:val="CommentTok"/>
-          <w:rFonts w:ascii="Garamond" w:hAnsi="Garamond"/>
-          <w:sz w:val="24"/>
-        </w:rPr>
-        <w:t xml:space="preserve">Lorem ipsum dolor </w:t>
-      </w:r>
-      <w:proofErr w:type="gramStart"/>
-      <w:r>
-        <w:rPr>
-          <w:rStyle w:val="CommentTok"/>
-          <w:rFonts w:ascii="Garamond" w:hAnsi="Garamond"/>
-          <w:sz w:val="24"/>
-        </w:rPr>
-        <w:t>sit</w:t>
-      </w:r>
-      <w:proofErr w:type="gramEnd"/>
-      <w:r>
-        <w:rPr>
-          <w:rStyle w:val="CommentTok"/>
-          <w:rFonts w:ascii="Garamond" w:hAnsi="Garamond"/>
-          <w:sz w:val="24"/>
-        </w:rPr>
-        <w:t xml:space="preserve"> amet, consectetur adipiscing elit, sed do eiusmod tempor incididunt ut labore et dolore magna aliqua.</w:t>
-      </w:r>
-    </w:p>
-    <w:p>
-      <w:pPr>
-        <w:pStyle w:val="BodyText"/>
-      </w:pPr>
-      <w:r>
-        <w:t>[DocumentationTok] DocumentationTok:</w:t>
-      </w:r>
-    </w:p>
-    <w:p>
-      <w:pPr>
-        <w:pStyle w:val="BodyText"/>
-      </w:pPr>
-      <w:r>
-        <w:rPr>
-          <w:rStyle w:val="DocumentationTok"/>
-          <w:rFonts w:ascii="Garamond" w:hAnsi="Garamond"/>
-          <w:sz w:val="24"/>
-        </w:rPr>
-        <w:t xml:space="preserve">Lorem ipsum dolor </w:t>
-      </w:r>
-      <w:proofErr w:type="gramStart"/>
-      <w:r>
-        <w:rPr>
-          <w:rStyle w:val="DocumentationTok"/>
-          <w:rFonts w:ascii="Garamond" w:hAnsi="Garamond"/>
-          <w:sz w:val="24"/>
-        </w:rPr>
-        <w:t>sit</w:t>
-      </w:r>
-      <w:proofErr w:type="gramEnd"/>
-      <w:r>
-        <w:rPr>
-          <w:rStyle w:val="DocumentationTok"/>
-          <w:rFonts w:ascii="Garamond" w:hAnsi="Garamond"/>
-          <w:sz w:val="24"/>
-        </w:rPr>
-        <w:t xml:space="preserve"> amet, consectetur adipiscing elit, sed do eiusmod tempor incididunt ut labore et dolore magna aliqua.</w:t>
-      </w:r>
-    </w:p>
-    <w:p>
-      <w:pPr>
-        <w:pStyle w:val="BodyText"/>
-      </w:pPr>
-      <w:r>
-        <w:t>[AnnotationTok] AnnotationTok:</w:t>
-      </w:r>
-    </w:p>
-    <w:p>
-      <w:pPr>
-        <w:pStyle w:val="BodyText"/>
-      </w:pPr>
-      <w:r>
-        <w:rPr>
-          <w:rStyle w:val="AnnotationTok"/>
-          <w:rFonts w:ascii="Garamond" w:hAnsi="Garamond"/>
-          <w:sz w:val="24"/>
-        </w:rPr>
-        <w:t xml:space="preserve">Lorem ipsum dolor </w:t>
-      </w:r>
-      <w:proofErr w:type="gramStart"/>
-      <w:r>
-        <w:rPr>
-          <w:rStyle w:val="AnnotationTok"/>
-          <w:rFonts w:ascii="Garamond" w:hAnsi="Garamond"/>
-          <w:sz w:val="24"/>
-        </w:rPr>
-        <w:t>sit</w:t>
-      </w:r>
-      <w:proofErr w:type="gramEnd"/>
-      <w:r>
-        <w:rPr>
-          <w:rStyle w:val="AnnotationTok"/>
-          <w:rFonts w:ascii="Garamond" w:hAnsi="Garamond"/>
-          <w:sz w:val="24"/>
-        </w:rPr>
-        <w:t xml:space="preserve"> amet, consectetur adipiscing elit, sed do eiusmod tempor incididunt ut labore et dolore magna aliqua.</w:t>
-      </w:r>
-    </w:p>
-    <w:p>
-      <w:pPr>
-        <w:pStyle w:val="BodyText"/>
-      </w:pPr>
-      <w:r>
-        <w:t>[CommentVarTok] CommentVarTok:</w:t>
-      </w:r>
-    </w:p>
-    <w:p>
-      <w:pPr>
-        <w:pStyle w:val="BodyText"/>
-      </w:pPr>
-      <w:r>
-        <w:rPr>
-          <w:rStyle w:val="CommentVarTok"/>
           <w:rFonts w:ascii="Garamond" w:hAnsi="Garamond"/>
           <w:sz w:val="24"/>
         </w:rPr>
@@ -2020,37 +1737,37 @@
       <w:proofErr w:type="gramStart"/>
       <w:r>
         <w:rPr>
-          <w:rStyle w:val="CommentVarTok"/>
-          <w:rFonts w:ascii="Garamond" w:hAnsi="Garamond"/>
-          <w:sz w:val="24"/>
-        </w:rPr>
-        <w:t>sit</w:t>
-      </w:r>
-      <w:proofErr w:type="gramEnd"/>
-      <w:r>
-        <w:rPr>
-          <w:rStyle w:val="CommentVarTok"/>
-          <w:rFonts w:ascii="Garamond" w:hAnsi="Garamond"/>
-          <w:sz w:val="24"/>
-        </w:rPr>
-        <w:t xml:space="preserve"> amet, consectetur adipiscing elit, sed do eiusmod tempor incididunt ut labore et dolore magna aliqua.</w:t>
-      </w:r>
-    </w:p>
-    <w:p>
-      <w:pPr>
-        <w:pStyle w:val="BodyText"/>
-      </w:pPr>
-      <w:r>
-        <w:t>[OtherTok] OtherTok:</w:t>
-      </w:r>
-    </w:p>
-    <w:p>
-      <w:pPr>
-        <w:pStyle w:val="BodyText"/>
-      </w:pPr>
-      <w:r>
-        <w:rPr>
-          <w:rStyle w:val="OtherTok"/>
+          <w:rStyle w:val="BaseNTok"/>
+          <w:rFonts w:ascii="Garamond" w:hAnsi="Garamond"/>
+          <w:sz w:val="24"/>
+        </w:rPr>
+        <w:t>sit</w:t>
+      </w:r>
+      <w:proofErr w:type="gramEnd"/>
+      <w:r>
+        <w:rPr>
+          <w:rStyle w:val="BaseNTok"/>
+          <w:rFonts w:ascii="Garamond" w:hAnsi="Garamond"/>
+          <w:sz w:val="24"/>
+        </w:rPr>
+        <w:t xml:space="preserve"> amet, consectetur adipiscing elit, sed do eiusmod tempor incididunt ut labore et dolore magna aliqua.</w:t>
+      </w:r>
+    </w:p>
+    <w:p>
+      <w:pPr>
+        <w:pStyle w:val="BodyText"/>
+      </w:pPr>
+      <w:r>
+        <w:t>[FloatTok] FloatTok:</w:t>
+      </w:r>
+    </w:p>
+    <w:p>
+      <w:pPr>
+        <w:pStyle w:val="BodyText"/>
+      </w:pPr>
+      <w:r>
+        <w:rPr>
+          <w:rStyle w:val="FloatTok"/>
           <w:rFonts w:ascii="Garamond" w:hAnsi="Garamond"/>
           <w:sz w:val="24"/>
         </w:rPr>
@@ -2059,37 +1776,37 @@
       <w:proofErr w:type="gramStart"/>
       <w:r>
         <w:rPr>
-          <w:rStyle w:val="OtherTok"/>
-          <w:rFonts w:ascii="Garamond" w:hAnsi="Garamond"/>
-          <w:sz w:val="24"/>
-        </w:rPr>
-        <w:t>sit</w:t>
-      </w:r>
-      <w:proofErr w:type="gramEnd"/>
-      <w:r>
-        <w:rPr>
-          <w:rStyle w:val="OtherTok"/>
-          <w:rFonts w:ascii="Garamond" w:hAnsi="Garamond"/>
-          <w:sz w:val="24"/>
-        </w:rPr>
-        <w:t xml:space="preserve"> amet, consectetur adipiscing elit, sed do eiusmod tempor incididunt ut labore et dolore magna aliqua.</w:t>
-      </w:r>
-    </w:p>
-    <w:p>
-      <w:pPr>
-        <w:pStyle w:val="BodyText"/>
-      </w:pPr>
-      <w:r>
-        <w:t>[FunctionTok] FunctionTok:</w:t>
-      </w:r>
-    </w:p>
-    <w:p>
-      <w:pPr>
-        <w:pStyle w:val="BodyText"/>
-      </w:pPr>
-      <w:r>
-        <w:rPr>
-          <w:rStyle w:val="FunctionTok"/>
+          <w:rStyle w:val="FloatTok"/>
+          <w:rFonts w:ascii="Garamond" w:hAnsi="Garamond"/>
+          <w:sz w:val="24"/>
+        </w:rPr>
+        <w:t>sit</w:t>
+      </w:r>
+      <w:proofErr w:type="gramEnd"/>
+      <w:r>
+        <w:rPr>
+          <w:rStyle w:val="FloatTok"/>
+          <w:rFonts w:ascii="Garamond" w:hAnsi="Garamond"/>
+          <w:sz w:val="24"/>
+        </w:rPr>
+        <w:t xml:space="preserve"> amet, consectetur adipiscing elit, sed do eiusmod tempor incididunt ut labore et dolore magna aliqua.</w:t>
+      </w:r>
+    </w:p>
+    <w:p>
+      <w:pPr>
+        <w:pStyle w:val="BodyText"/>
+      </w:pPr>
+      <w:r>
+        <w:t>[ConstantTok] ConstantTok:</w:t>
+      </w:r>
+    </w:p>
+    <w:p>
+      <w:pPr>
+        <w:pStyle w:val="BodyText"/>
+      </w:pPr>
+      <w:r>
+        <w:rPr>
+          <w:rStyle w:val="ConstantTok"/>
           <w:rFonts w:ascii="Garamond" w:hAnsi="Garamond"/>
           <w:sz w:val="24"/>
         </w:rPr>
@@ -2098,37 +1815,37 @@
       <w:proofErr w:type="gramStart"/>
       <w:r>
         <w:rPr>
-          <w:rStyle w:val="FunctionTok"/>
-          <w:rFonts w:ascii="Garamond" w:hAnsi="Garamond"/>
-          <w:sz w:val="24"/>
-        </w:rPr>
-        <w:t>sit</w:t>
-      </w:r>
-      <w:proofErr w:type="gramEnd"/>
-      <w:r>
-        <w:rPr>
-          <w:rStyle w:val="FunctionTok"/>
-          <w:rFonts w:ascii="Garamond" w:hAnsi="Garamond"/>
-          <w:sz w:val="24"/>
-        </w:rPr>
-        <w:t xml:space="preserve"> amet, consectetur adipiscing elit, sed do eiusmod tempor incididunt ut labore et dolore magna aliqua.</w:t>
-      </w:r>
-    </w:p>
-    <w:p>
-      <w:pPr>
-        <w:pStyle w:val="BodyText"/>
-      </w:pPr>
-      <w:r>
-        <w:t>[VariableTok] VariableTok:</w:t>
-      </w:r>
-    </w:p>
-    <w:p>
-      <w:pPr>
-        <w:pStyle w:val="BodyText"/>
-      </w:pPr>
-      <w:r>
-        <w:rPr>
-          <w:rStyle w:val="VariableTok"/>
+          <w:rStyle w:val="ConstantTok"/>
+          <w:rFonts w:ascii="Garamond" w:hAnsi="Garamond"/>
+          <w:sz w:val="24"/>
+        </w:rPr>
+        <w:t>sit</w:t>
+      </w:r>
+      <w:proofErr w:type="gramEnd"/>
+      <w:r>
+        <w:rPr>
+          <w:rStyle w:val="ConstantTok"/>
+          <w:rFonts w:ascii="Garamond" w:hAnsi="Garamond"/>
+          <w:sz w:val="24"/>
+        </w:rPr>
+        <w:t xml:space="preserve"> amet, consectetur adipiscing elit, sed do eiusmod tempor incididunt ut labore et dolore magna aliqua.</w:t>
+      </w:r>
+    </w:p>
+    <w:p>
+      <w:pPr>
+        <w:pStyle w:val="BodyText"/>
+      </w:pPr>
+      <w:r>
+        <w:t>[CharTok] CharTok:</w:t>
+      </w:r>
+    </w:p>
+    <w:p>
+      <w:pPr>
+        <w:pStyle w:val="BodyText"/>
+      </w:pPr>
+      <w:r>
+        <w:rPr>
+          <w:rStyle w:val="CharTok"/>
           <w:rFonts w:ascii="Garamond" w:hAnsi="Garamond"/>
           <w:sz w:val="24"/>
         </w:rPr>
@@ -2137,37 +1854,37 @@
       <w:proofErr w:type="gramStart"/>
       <w:r>
         <w:rPr>
-          <w:rStyle w:val="VariableTok"/>
-          <w:rFonts w:ascii="Garamond" w:hAnsi="Garamond"/>
-          <w:sz w:val="24"/>
-        </w:rPr>
-        <w:t>sit</w:t>
-      </w:r>
-      <w:proofErr w:type="gramEnd"/>
-      <w:r>
-        <w:rPr>
-          <w:rStyle w:val="VariableTok"/>
-          <w:rFonts w:ascii="Garamond" w:hAnsi="Garamond"/>
-          <w:sz w:val="24"/>
-        </w:rPr>
-        <w:t xml:space="preserve"> amet, consectetur adipiscing elit, sed do eiusmod tempor incididunt ut labore et dolore magna aliqua.</w:t>
-      </w:r>
-    </w:p>
-    <w:p>
-      <w:pPr>
-        <w:pStyle w:val="BodyText"/>
-      </w:pPr>
-      <w:r>
-        <w:t>[ControlFlowTok] ControlFlowTok:</w:t>
-      </w:r>
-    </w:p>
-    <w:p>
-      <w:pPr>
-        <w:pStyle w:val="BodyText"/>
-      </w:pPr>
-      <w:r>
-        <w:rPr>
-          <w:rStyle w:val="ControlFlowTok"/>
+          <w:rStyle w:val="CharTok"/>
+          <w:rFonts w:ascii="Garamond" w:hAnsi="Garamond"/>
+          <w:sz w:val="24"/>
+        </w:rPr>
+        <w:t>sit</w:t>
+      </w:r>
+      <w:proofErr w:type="gramEnd"/>
+      <w:r>
+        <w:rPr>
+          <w:rStyle w:val="CharTok"/>
+          <w:rFonts w:ascii="Garamond" w:hAnsi="Garamond"/>
+          <w:sz w:val="24"/>
+        </w:rPr>
+        <w:t xml:space="preserve"> amet, consectetur adipiscing elit, sed do eiusmod tempor incididunt ut labore et dolore magna aliqua.</w:t>
+      </w:r>
+    </w:p>
+    <w:p>
+      <w:pPr>
+        <w:pStyle w:val="BodyText"/>
+      </w:pPr>
+      <w:r>
+        <w:t>[SpecialCharTok] SpecialCharTok:</w:t>
+      </w:r>
+    </w:p>
+    <w:p>
+      <w:pPr>
+        <w:pStyle w:val="BodyText"/>
+      </w:pPr>
+      <w:r>
+        <w:rPr>
+          <w:rStyle w:val="SpecialCharTok"/>
           <w:rFonts w:ascii="Garamond" w:hAnsi="Garamond"/>
           <w:sz w:val="24"/>
         </w:rPr>
@@ -2176,37 +1893,37 @@
       <w:proofErr w:type="gramStart"/>
       <w:r>
         <w:rPr>
-          <w:rStyle w:val="ControlFlowTok"/>
-          <w:rFonts w:ascii="Garamond" w:hAnsi="Garamond"/>
-          <w:sz w:val="24"/>
-        </w:rPr>
-        <w:t>sit</w:t>
-      </w:r>
-      <w:proofErr w:type="gramEnd"/>
-      <w:r>
-        <w:rPr>
-          <w:rStyle w:val="ControlFlowTok"/>
-          <w:rFonts w:ascii="Garamond" w:hAnsi="Garamond"/>
-          <w:sz w:val="24"/>
-        </w:rPr>
-        <w:t xml:space="preserve"> amet, consectetur adipiscing elit, sed do eiusmod tempor incididunt ut labore et dolore magna aliqua.</w:t>
-      </w:r>
-    </w:p>
-    <w:p>
-      <w:pPr>
-        <w:pStyle w:val="BodyText"/>
-      </w:pPr>
-      <w:r>
-        <w:t>[OperatorTok] OperatorTok:</w:t>
-      </w:r>
-    </w:p>
-    <w:p>
-      <w:pPr>
-        <w:pStyle w:val="BodyText"/>
-      </w:pPr>
-      <w:r>
-        <w:rPr>
-          <w:rStyle w:val="OperatorTok"/>
+          <w:rStyle w:val="SpecialCharTok"/>
+          <w:rFonts w:ascii="Garamond" w:hAnsi="Garamond"/>
+          <w:sz w:val="24"/>
+        </w:rPr>
+        <w:t>sit</w:t>
+      </w:r>
+      <w:proofErr w:type="gramEnd"/>
+      <w:r>
+        <w:rPr>
+          <w:rStyle w:val="SpecialCharTok"/>
+          <w:rFonts w:ascii="Garamond" w:hAnsi="Garamond"/>
+          <w:sz w:val="24"/>
+        </w:rPr>
+        <w:t xml:space="preserve"> amet, consectetur adipiscing elit, sed do eiusmod tempor incididunt ut labore et dolore magna aliqua.</w:t>
+      </w:r>
+    </w:p>
+    <w:p>
+      <w:pPr>
+        <w:pStyle w:val="BodyText"/>
+      </w:pPr>
+      <w:r>
+        <w:t>[StringTok] StringTok:</w:t>
+      </w:r>
+    </w:p>
+    <w:p>
+      <w:pPr>
+        <w:pStyle w:val="BodyText"/>
+      </w:pPr>
+      <w:r>
+        <w:rPr>
+          <w:rStyle w:val="StringTok"/>
           <w:rFonts w:ascii="Garamond" w:hAnsi="Garamond"/>
           <w:sz w:val="24"/>
         </w:rPr>
@@ -2215,37 +1932,37 @@
       <w:proofErr w:type="gramStart"/>
       <w:r>
         <w:rPr>
-          <w:rStyle w:val="OperatorTok"/>
-          <w:rFonts w:ascii="Garamond" w:hAnsi="Garamond"/>
-          <w:sz w:val="24"/>
-        </w:rPr>
-        <w:t>sit</w:t>
-      </w:r>
-      <w:proofErr w:type="gramEnd"/>
-      <w:r>
-        <w:rPr>
-          <w:rStyle w:val="OperatorTok"/>
-          <w:rFonts w:ascii="Garamond" w:hAnsi="Garamond"/>
-          <w:sz w:val="24"/>
-        </w:rPr>
-        <w:t xml:space="preserve"> amet, consectetur adipiscing elit, sed do eiusmod tempor incididunt ut labore et dolore magna aliqua.</w:t>
-      </w:r>
-    </w:p>
-    <w:p>
-      <w:pPr>
-        <w:pStyle w:val="BodyText"/>
-      </w:pPr>
-      <w:r>
-        <w:t>[BuiltInTok] BuiltInTok:</w:t>
-      </w:r>
-    </w:p>
-    <w:p>
-      <w:pPr>
-        <w:pStyle w:val="BodyText"/>
-      </w:pPr>
-      <w:r>
-        <w:rPr>
-          <w:rStyle w:val="BuiltInTok"/>
+          <w:rStyle w:val="StringTok"/>
+          <w:rFonts w:ascii="Garamond" w:hAnsi="Garamond"/>
+          <w:sz w:val="24"/>
+        </w:rPr>
+        <w:t>sit</w:t>
+      </w:r>
+      <w:proofErr w:type="gramEnd"/>
+      <w:r>
+        <w:rPr>
+          <w:rStyle w:val="StringTok"/>
+          <w:rFonts w:ascii="Garamond" w:hAnsi="Garamond"/>
+          <w:sz w:val="24"/>
+        </w:rPr>
+        <w:t xml:space="preserve"> amet, consectetur adipiscing elit, sed do eiusmod tempor incididunt ut labore et dolore magna aliqua.</w:t>
+      </w:r>
+    </w:p>
+    <w:p>
+      <w:pPr>
+        <w:pStyle w:val="BodyText"/>
+      </w:pPr>
+      <w:r>
+        <w:t>[VerbatimStringTok] VerbatimStringTok:</w:t>
+      </w:r>
+    </w:p>
+    <w:p>
+      <w:pPr>
+        <w:pStyle w:val="BodyText"/>
+      </w:pPr>
+      <w:r>
+        <w:rPr>
+          <w:rStyle w:val="VerbatimStringTok"/>
           <w:rFonts w:ascii="Garamond" w:hAnsi="Garamond"/>
           <w:sz w:val="24"/>
         </w:rPr>
@@ -2254,272 +1971,37 @@
       <w:proofErr w:type="gramStart"/>
       <w:r>
         <w:rPr>
-          <w:rStyle w:val="BuiltInTok"/>
-          <w:rFonts w:ascii="Garamond" w:hAnsi="Garamond"/>
-          <w:sz w:val="24"/>
-        </w:rPr>
-        <w:t>sit</w:t>
-      </w:r>
-      <w:proofErr w:type="gramEnd"/>
-      <w:r>
-        <w:rPr>
-          <w:rStyle w:val="BuiltInTok"/>
-          <w:rFonts w:ascii="Garamond" w:hAnsi="Garamond"/>
-          <w:sz w:val="24"/>
-        </w:rPr>
-        <w:t xml:space="preserve"> amet, consectetur adipiscing elit, sed do eiusmod tempor incididunt ut labore et dolore magna aliqua.</w:t>
-      </w:r>
-    </w:p>
-    <w:p>
-      <w:pPr>
-        <w:pStyle w:val="BodyText"/>
-      </w:pPr>
-      <w:r>
-        <w:lastRenderedPageBreak/>
-        <w:t>[ExtensionTok] ExtensionTok:</w:t>
-      </w:r>
-    </w:p>
-    <w:p>
-      <w:pPr>
-        <w:pStyle w:val="BodyText"/>
-      </w:pPr>
-      <w:r>
-        <w:rPr>
-          <w:rStyle w:val="ExtensionTok"/>
-          <w:rFonts w:ascii="Garamond" w:hAnsi="Garamond"/>
-          <w:sz w:val="24"/>
-        </w:rPr>
-        <w:t xml:space="preserve">Lorem ipsum dolor </w:t>
-      </w:r>
-      <w:proofErr w:type="gramStart"/>
-      <w:r>
-        <w:rPr>
-          <w:rStyle w:val="ExtensionTok"/>
-          <w:rFonts w:ascii="Garamond" w:hAnsi="Garamond"/>
-          <w:sz w:val="24"/>
-        </w:rPr>
-        <w:t>sit</w:t>
-      </w:r>
-      <w:proofErr w:type="gramEnd"/>
-      <w:r>
-        <w:rPr>
-          <w:rStyle w:val="ExtensionTok"/>
-          <w:rFonts w:ascii="Garamond" w:hAnsi="Garamond"/>
-          <w:sz w:val="24"/>
-        </w:rPr>
-        <w:t xml:space="preserve"> amet, consectetur adipiscing elit, sed do eiusmod tempor incididunt ut labore et dolore magna aliqua.</w:t>
-      </w:r>
-    </w:p>
-    <w:p>
-      <w:pPr>
-        <w:pStyle w:val="BodyText"/>
-      </w:pPr>
-      <w:r>
-        <w:t>[PreprocessorTok] PreprocessorTok:</w:t>
-      </w:r>
-    </w:p>
-    <w:p>
-      <w:pPr>
-        <w:pStyle w:val="BodyText"/>
-      </w:pPr>
-      <w:r>
-        <w:rPr>
-          <w:rStyle w:val="PreprocessorTok"/>
-          <w:rFonts w:ascii="Garamond" w:hAnsi="Garamond"/>
-          <w:sz w:val="24"/>
-        </w:rPr>
-        <w:t xml:space="preserve">Lorem ipsum dolor </w:t>
-      </w:r>
-      <w:proofErr w:type="gramStart"/>
-      <w:r>
-        <w:rPr>
-          <w:rStyle w:val="PreprocessorTok"/>
-          <w:rFonts w:ascii="Garamond" w:hAnsi="Garamond"/>
-          <w:sz w:val="24"/>
-        </w:rPr>
-        <w:t>sit</w:t>
-      </w:r>
-      <w:proofErr w:type="gramEnd"/>
-      <w:r>
-        <w:rPr>
-          <w:rStyle w:val="PreprocessorTok"/>
-          <w:rFonts w:ascii="Garamond" w:hAnsi="Garamond"/>
-          <w:sz w:val="24"/>
-        </w:rPr>
-        <w:t xml:space="preserve"> amet, consectetur adipiscing elit, sed do eiusmod tempor incididunt ut labore et dolore magna aliqua.</w:t>
-      </w:r>
-    </w:p>
-    <w:p>
-      <w:pPr>
-        <w:pStyle w:val="BodyText"/>
-      </w:pPr>
-      <w:r>
-        <w:t>[AttributeTok] AttributeTok:</w:t>
-      </w:r>
-    </w:p>
-    <w:p>
-      <w:pPr>
-        <w:pStyle w:val="BodyText"/>
-      </w:pPr>
-      <w:r>
-        <w:rPr>
-          <w:rStyle w:val="AttributeTok"/>
-          <w:rFonts w:ascii="Garamond" w:hAnsi="Garamond"/>
-          <w:sz w:val="24"/>
-        </w:rPr>
-        <w:t xml:space="preserve">Lorem ipsum dolor </w:t>
-      </w:r>
-      <w:proofErr w:type="gramStart"/>
-      <w:r>
-        <w:rPr>
-          <w:rStyle w:val="AttributeTok"/>
-          <w:rFonts w:ascii="Garamond" w:hAnsi="Garamond"/>
-          <w:sz w:val="24"/>
-        </w:rPr>
-        <w:t>sit</w:t>
-      </w:r>
-      <w:proofErr w:type="gramEnd"/>
-      <w:r>
-        <w:rPr>
-          <w:rStyle w:val="AttributeTok"/>
-          <w:rFonts w:ascii="Garamond" w:hAnsi="Garamond"/>
-          <w:sz w:val="24"/>
-        </w:rPr>
-        <w:t xml:space="preserve"> amet, consectetur adipiscing elit, sed do eiusmod tempor incididunt ut labore et dolore magna aliqua.</w:t>
-      </w:r>
-    </w:p>
-    <w:p>
-      <w:pPr>
-        <w:pStyle w:val="BodyText"/>
-      </w:pPr>
-      <w:r>
-        <w:t>[RegionMarkerTok] RegionMarkerTok:</w:t>
-      </w:r>
-    </w:p>
-    <w:p>
-      <w:pPr>
-        <w:pStyle w:val="BodyText"/>
-      </w:pPr>
-      <w:r>
-        <w:rPr>
-          <w:rStyle w:val="RegionMarkerTok"/>
-          <w:rFonts w:ascii="Garamond" w:hAnsi="Garamond"/>
-          <w:sz w:val="24"/>
-        </w:rPr>
-        <w:t xml:space="preserve">Lorem ipsum dolor </w:t>
-      </w:r>
-      <w:proofErr w:type="gramStart"/>
-      <w:r>
-        <w:rPr>
-          <w:rStyle w:val="RegionMarkerTok"/>
-          <w:rFonts w:ascii="Garamond" w:hAnsi="Garamond"/>
-          <w:sz w:val="24"/>
-        </w:rPr>
-        <w:t>sit</w:t>
-      </w:r>
-      <w:proofErr w:type="gramEnd"/>
-      <w:r>
-        <w:rPr>
-          <w:rStyle w:val="RegionMarkerTok"/>
-          <w:rFonts w:ascii="Garamond" w:hAnsi="Garamond"/>
-          <w:sz w:val="24"/>
-        </w:rPr>
-        <w:t xml:space="preserve"> amet, consectetur adipiscing elit, sed do eiusmod tempor incididunt ut labore et dolore magna aliqua.</w:t>
-      </w:r>
-    </w:p>
-    <w:p>
-      <w:pPr>
-        <w:pStyle w:val="BodyText"/>
-      </w:pPr>
-      <w:r>
-        <w:t>[InformationTok] InformationTok:</w:t>
-      </w:r>
-    </w:p>
-    <w:p>
-      <w:pPr>
-        <w:pStyle w:val="BodyText"/>
-      </w:pPr>
-      <w:r>
-        <w:rPr>
-          <w:rStyle w:val="InformationTok"/>
-          <w:rFonts w:ascii="Garamond" w:hAnsi="Garamond"/>
-          <w:sz w:val="24"/>
-        </w:rPr>
-        <w:t xml:space="preserve">Lorem ipsum dolor </w:t>
-      </w:r>
-      <w:proofErr w:type="gramStart"/>
-      <w:r>
-        <w:rPr>
-          <w:rStyle w:val="InformationTok"/>
-          <w:rFonts w:ascii="Garamond" w:hAnsi="Garamond"/>
-          <w:sz w:val="24"/>
-        </w:rPr>
-        <w:t>sit</w:t>
-      </w:r>
-      <w:proofErr w:type="gramEnd"/>
-      <w:r>
-        <w:rPr>
-          <w:rStyle w:val="InformationTok"/>
-          <w:rFonts w:ascii="Garamond" w:hAnsi="Garamond"/>
-          <w:sz w:val="24"/>
-        </w:rPr>
-        <w:t xml:space="preserve"> amet, consectetur adipiscing elit, sed do eiusmod tempor incididunt ut labore et dolore magna aliqua.</w:t>
-      </w:r>
-    </w:p>
-    <w:p>
-      <w:pPr>
-        <w:pStyle w:val="BodyText"/>
-      </w:pPr>
-      <w:r>
-        <w:t>[WarningTok] WarningTok:</w:t>
-      </w:r>
-    </w:p>
-    <w:p>
-      <w:pPr>
-        <w:pStyle w:val="BodyText"/>
-      </w:pPr>
-      <w:r>
-        <w:rPr>
-          <w:rStyle w:val="WarningTok"/>
-          <w:rFonts w:ascii="Garamond" w:hAnsi="Garamond"/>
-          <w:sz w:val="24"/>
-        </w:rPr>
-        <w:t xml:space="preserve">Lorem ipsum dolor </w:t>
-      </w:r>
-      <w:proofErr w:type="gramStart"/>
-      <w:r>
-        <w:rPr>
-          <w:rStyle w:val="WarningTok"/>
-          <w:rFonts w:ascii="Garamond" w:hAnsi="Garamond"/>
-          <w:sz w:val="24"/>
-        </w:rPr>
-        <w:t>sit</w:t>
-      </w:r>
-      <w:proofErr w:type="gramEnd"/>
-      <w:r>
-        <w:rPr>
-          <w:rStyle w:val="WarningTok"/>
-          <w:rFonts w:ascii="Garamond" w:hAnsi="Garamond"/>
-          <w:sz w:val="24"/>
-        </w:rPr>
-        <w:t xml:space="preserve"> amet, consectetur adipiscing elit, sed do eiusmod tempor incididunt ut labore et dolore magna aliqua.</w:t>
-      </w:r>
-    </w:p>
-    <w:p>
-      <w:pPr>
-        <w:pStyle w:val="BodyText"/>
-      </w:pPr>
-      <w:r>
-        <w:t>[AlertTok] AlertTok:</w:t>
-      </w:r>
-    </w:p>
-    <w:p>
-      <w:pPr>
-        <w:pStyle w:val="BodyText"/>
-      </w:pPr>
-      <w:r>
-        <w:rPr>
-          <w:rStyle w:val="AlertTok"/>
+          <w:rStyle w:val="VerbatimStringTok"/>
+          <w:rFonts w:ascii="Garamond" w:hAnsi="Garamond"/>
+          <w:sz w:val="24"/>
+        </w:rPr>
+        <w:t>sit</w:t>
+      </w:r>
+      <w:proofErr w:type="gramEnd"/>
+      <w:r>
+        <w:rPr>
+          <w:rStyle w:val="VerbatimStringTok"/>
+          <w:rFonts w:ascii="Garamond" w:hAnsi="Garamond"/>
+          <w:sz w:val="24"/>
+        </w:rPr>
+        <w:t xml:space="preserve"> amet, consectetur adipiscing elit, sed do eiusmod tempor incididunt ut labore et dolore magna aliqua.</w:t>
+      </w:r>
+    </w:p>
+    <w:p>
+      <w:pPr>
+        <w:pStyle w:val="BodyText"/>
+      </w:pPr>
+      <w:r>
+        <w:t>[SpecialStringTok] SpecialStringTok:</w:t>
+      </w:r>
+    </w:p>
+    <w:p>
+      <w:pPr>
+        <w:pStyle w:val="BodyText"/>
+      </w:pPr>
+      <w:r>
+        <w:rPr>
+          <w:rStyle w:val="SpecialStringTok"/>
           <w:rFonts w:ascii="Garamond" w:hAnsi="Garamond"/>
           <w:sz w:val="24"/>
         </w:rPr>
@@ -2529,19 +2011,723 @@
       <w:proofErr w:type="gramStart"/>
       <w:r>
         <w:rPr>
+          <w:rStyle w:val="SpecialStringTok"/>
+          <w:rFonts w:ascii="Garamond" w:hAnsi="Garamond"/>
+          <w:sz w:val="24"/>
+        </w:rPr>
+        <w:t>sit</w:t>
+      </w:r>
+      <w:proofErr w:type="gramEnd"/>
+      <w:r>
+        <w:rPr>
+          <w:rStyle w:val="SpecialStringTok"/>
+          <w:rFonts w:ascii="Garamond" w:hAnsi="Garamond"/>
+          <w:sz w:val="24"/>
+        </w:rPr>
+        <w:t xml:space="preserve"> amet, consectetur adipiscing elit, sed do eiusmod tempor incididunt ut labore et dolore magna aliqua.</w:t>
+      </w:r>
+    </w:p>
+    <w:p>
+      <w:pPr>
+        <w:pStyle w:val="BodyText"/>
+      </w:pPr>
+      <w:r>
+        <w:t>[ImportTok] ImportTok:</w:t>
+      </w:r>
+    </w:p>
+    <w:p>
+      <w:pPr>
+        <w:pStyle w:val="BodyText"/>
+      </w:pPr>
+      <w:r>
+        <w:rPr>
+          <w:rStyle w:val="ImportTok"/>
+          <w:rFonts w:ascii="Garamond" w:hAnsi="Garamond"/>
+          <w:sz w:val="24"/>
+        </w:rPr>
+        <w:t xml:space="preserve">Lorem ipsum dolor </w:t>
+      </w:r>
+      <w:proofErr w:type="gramStart"/>
+      <w:r>
+        <w:rPr>
+          <w:rStyle w:val="ImportTok"/>
+          <w:rFonts w:ascii="Garamond" w:hAnsi="Garamond"/>
+          <w:sz w:val="24"/>
+        </w:rPr>
+        <w:t>sit</w:t>
+      </w:r>
+      <w:proofErr w:type="gramEnd"/>
+      <w:r>
+        <w:rPr>
+          <w:rStyle w:val="ImportTok"/>
+          <w:rFonts w:ascii="Garamond" w:hAnsi="Garamond"/>
+          <w:sz w:val="24"/>
+        </w:rPr>
+        <w:t xml:space="preserve"> amet, consectetur adipiscing elit, sed do eiusmod tempor incididunt ut labore et dolore magna aliqua.</w:t>
+      </w:r>
+    </w:p>
+    <w:p>
+      <w:pPr>
+        <w:pStyle w:val="BodyText"/>
+      </w:pPr>
+      <w:r>
+        <w:t>[CommentTok] CommentTok:</w:t>
+      </w:r>
+    </w:p>
+    <w:p>
+      <w:pPr>
+        <w:pStyle w:val="BodyText"/>
+      </w:pPr>
+      <w:r>
+        <w:rPr>
+          <w:rStyle w:val="CommentTok"/>
+          <w:rFonts w:ascii="Garamond" w:hAnsi="Garamond"/>
+          <w:sz w:val="24"/>
+        </w:rPr>
+        <w:t xml:space="preserve">Lorem ipsum dolor </w:t>
+      </w:r>
+      <w:proofErr w:type="gramStart"/>
+      <w:r>
+        <w:rPr>
+          <w:rStyle w:val="CommentTok"/>
+          <w:rFonts w:ascii="Garamond" w:hAnsi="Garamond"/>
+          <w:sz w:val="24"/>
+        </w:rPr>
+        <w:t>sit</w:t>
+      </w:r>
+      <w:proofErr w:type="gramEnd"/>
+      <w:r>
+        <w:rPr>
+          <w:rStyle w:val="CommentTok"/>
+          <w:rFonts w:ascii="Garamond" w:hAnsi="Garamond"/>
+          <w:sz w:val="24"/>
+        </w:rPr>
+        <w:t xml:space="preserve"> amet, consectetur adipiscing elit, sed do eiusmod tempor incididunt ut labore et dolore magna aliqua.</w:t>
+      </w:r>
+    </w:p>
+    <w:p>
+      <w:pPr>
+        <w:pStyle w:val="BodyText"/>
+      </w:pPr>
+      <w:r>
+        <w:t>[DocumentationTok] DocumentationTok:</w:t>
+      </w:r>
+    </w:p>
+    <w:p>
+      <w:pPr>
+        <w:pStyle w:val="BodyText"/>
+      </w:pPr>
+      <w:r>
+        <w:rPr>
+          <w:rStyle w:val="DocumentationTok"/>
+          <w:rFonts w:ascii="Garamond" w:hAnsi="Garamond"/>
+          <w:sz w:val="24"/>
+        </w:rPr>
+        <w:t xml:space="preserve">Lorem ipsum dolor </w:t>
+      </w:r>
+      <w:proofErr w:type="gramStart"/>
+      <w:r>
+        <w:rPr>
+          <w:rStyle w:val="DocumentationTok"/>
+          <w:rFonts w:ascii="Garamond" w:hAnsi="Garamond"/>
+          <w:sz w:val="24"/>
+        </w:rPr>
+        <w:t>sit</w:t>
+      </w:r>
+      <w:proofErr w:type="gramEnd"/>
+      <w:r>
+        <w:rPr>
+          <w:rStyle w:val="DocumentationTok"/>
+          <w:rFonts w:ascii="Garamond" w:hAnsi="Garamond"/>
+          <w:sz w:val="24"/>
+        </w:rPr>
+        <w:t xml:space="preserve"> amet, consectetur adipiscing elit, sed do eiusmod tempor incididunt ut labore et dolore magna aliqua.</w:t>
+      </w:r>
+    </w:p>
+    <w:p>
+      <w:pPr>
+        <w:pStyle w:val="BodyText"/>
+      </w:pPr>
+      <w:r>
+        <w:t>[AnnotationTok] AnnotationTok:</w:t>
+      </w:r>
+    </w:p>
+    <w:p>
+      <w:pPr>
+        <w:pStyle w:val="BodyText"/>
+      </w:pPr>
+      <w:r>
+        <w:rPr>
+          <w:rStyle w:val="AnnotationTok"/>
+          <w:rFonts w:ascii="Garamond" w:hAnsi="Garamond"/>
+          <w:sz w:val="24"/>
+        </w:rPr>
+        <w:t xml:space="preserve">Lorem ipsum dolor </w:t>
+      </w:r>
+      <w:proofErr w:type="gramStart"/>
+      <w:r>
+        <w:rPr>
+          <w:rStyle w:val="AnnotationTok"/>
+          <w:rFonts w:ascii="Garamond" w:hAnsi="Garamond"/>
+          <w:sz w:val="24"/>
+        </w:rPr>
+        <w:t>sit</w:t>
+      </w:r>
+      <w:proofErr w:type="gramEnd"/>
+      <w:r>
+        <w:rPr>
+          <w:rStyle w:val="AnnotationTok"/>
+          <w:rFonts w:ascii="Garamond" w:hAnsi="Garamond"/>
+          <w:sz w:val="24"/>
+        </w:rPr>
+        <w:t xml:space="preserve"> amet, consectetur adipiscing elit, sed do eiusmod tempor incididunt ut labore et dolore magna aliqua.</w:t>
+      </w:r>
+    </w:p>
+    <w:p>
+      <w:pPr>
+        <w:pStyle w:val="BodyText"/>
+      </w:pPr>
+      <w:r>
+        <w:t>[CommentVarTok] CommentVarTok:</w:t>
+      </w:r>
+    </w:p>
+    <w:p>
+      <w:pPr>
+        <w:pStyle w:val="BodyText"/>
+      </w:pPr>
+      <w:r>
+        <w:rPr>
+          <w:rStyle w:val="CommentVarTok"/>
+          <w:rFonts w:ascii="Garamond" w:hAnsi="Garamond"/>
+          <w:sz w:val="24"/>
+        </w:rPr>
+        <w:t xml:space="preserve">Lorem ipsum dolor </w:t>
+      </w:r>
+      <w:proofErr w:type="gramStart"/>
+      <w:r>
+        <w:rPr>
+          <w:rStyle w:val="CommentVarTok"/>
+          <w:rFonts w:ascii="Garamond" w:hAnsi="Garamond"/>
+          <w:sz w:val="24"/>
+        </w:rPr>
+        <w:t>sit</w:t>
+      </w:r>
+      <w:proofErr w:type="gramEnd"/>
+      <w:r>
+        <w:rPr>
+          <w:rStyle w:val="CommentVarTok"/>
+          <w:rFonts w:ascii="Garamond" w:hAnsi="Garamond"/>
+          <w:sz w:val="24"/>
+        </w:rPr>
+        <w:t xml:space="preserve"> amet, consectetur adipiscing elit, sed do eiusmod tempor incididunt ut labore et dolore magna aliqua.</w:t>
+      </w:r>
+    </w:p>
+    <w:p>
+      <w:pPr>
+        <w:pStyle w:val="BodyText"/>
+      </w:pPr>
+      <w:r>
+        <w:t>[OtherTok] OtherTok:</w:t>
+      </w:r>
+    </w:p>
+    <w:p>
+      <w:pPr>
+        <w:pStyle w:val="BodyText"/>
+      </w:pPr>
+      <w:r>
+        <w:rPr>
+          <w:rStyle w:val="OtherTok"/>
+          <w:rFonts w:ascii="Garamond" w:hAnsi="Garamond"/>
+          <w:sz w:val="24"/>
+        </w:rPr>
+        <w:t xml:space="preserve">Lorem ipsum dolor </w:t>
+      </w:r>
+      <w:proofErr w:type="gramStart"/>
+      <w:r>
+        <w:rPr>
+          <w:rStyle w:val="OtherTok"/>
+          <w:rFonts w:ascii="Garamond" w:hAnsi="Garamond"/>
+          <w:sz w:val="24"/>
+        </w:rPr>
+        <w:t>sit</w:t>
+      </w:r>
+      <w:proofErr w:type="gramEnd"/>
+      <w:r>
+        <w:rPr>
+          <w:rStyle w:val="OtherTok"/>
+          <w:rFonts w:ascii="Garamond" w:hAnsi="Garamond"/>
+          <w:sz w:val="24"/>
+        </w:rPr>
+        <w:t xml:space="preserve"> amet, consectetur adipiscing elit, sed do eiusmod tempor incididunt ut labore et dolore magna aliqua.</w:t>
+      </w:r>
+    </w:p>
+    <w:p>
+      <w:pPr>
+        <w:pStyle w:val="BodyText"/>
+      </w:pPr>
+      <w:r>
+        <w:t>[FunctionTok] FunctionTok:</w:t>
+      </w:r>
+    </w:p>
+    <w:p>
+      <w:pPr>
+        <w:pStyle w:val="BodyText"/>
+      </w:pPr>
+      <w:r>
+        <w:rPr>
+          <w:rStyle w:val="FunctionTok"/>
+          <w:rFonts w:ascii="Garamond" w:hAnsi="Garamond"/>
+          <w:sz w:val="24"/>
+        </w:rPr>
+        <w:lastRenderedPageBreak/>
+        <w:t xml:space="preserve">Lorem ipsum dolor </w:t>
+      </w:r>
+      <w:proofErr w:type="gramStart"/>
+      <w:r>
+        <w:rPr>
+          <w:rStyle w:val="FunctionTok"/>
+          <w:rFonts w:ascii="Garamond" w:hAnsi="Garamond"/>
+          <w:sz w:val="24"/>
+        </w:rPr>
+        <w:t>sit</w:t>
+      </w:r>
+      <w:proofErr w:type="gramEnd"/>
+      <w:r>
+        <w:rPr>
+          <w:rStyle w:val="FunctionTok"/>
+          <w:rFonts w:ascii="Garamond" w:hAnsi="Garamond"/>
+          <w:sz w:val="24"/>
+        </w:rPr>
+        <w:t xml:space="preserve"> amet, consectetur adipiscing elit, sed do eiusmod tempor incididunt ut labore et dolore magna aliqua.</w:t>
+      </w:r>
+    </w:p>
+    <w:p>
+      <w:pPr>
+        <w:pStyle w:val="BodyText"/>
+      </w:pPr>
+      <w:r>
+        <w:t>[VariableTok] VariableTok:</w:t>
+      </w:r>
+    </w:p>
+    <w:p>
+      <w:pPr>
+        <w:pStyle w:val="BodyText"/>
+      </w:pPr>
+      <w:r>
+        <w:rPr>
+          <w:rStyle w:val="VariableTok"/>
+          <w:rFonts w:ascii="Garamond" w:hAnsi="Garamond"/>
+          <w:sz w:val="24"/>
+        </w:rPr>
+        <w:t xml:space="preserve">Lorem ipsum dolor </w:t>
+      </w:r>
+      <w:proofErr w:type="gramStart"/>
+      <w:r>
+        <w:rPr>
+          <w:rStyle w:val="VariableTok"/>
+          <w:rFonts w:ascii="Garamond" w:hAnsi="Garamond"/>
+          <w:sz w:val="24"/>
+        </w:rPr>
+        <w:t>sit</w:t>
+      </w:r>
+      <w:proofErr w:type="gramEnd"/>
+      <w:r>
+        <w:rPr>
+          <w:rStyle w:val="VariableTok"/>
+          <w:rFonts w:ascii="Garamond" w:hAnsi="Garamond"/>
+          <w:sz w:val="24"/>
+        </w:rPr>
+        <w:t xml:space="preserve"> amet, consectetur adipiscing elit, sed do eiusmod tempor incididunt ut labore et dolore magna aliqua.</w:t>
+      </w:r>
+    </w:p>
+    <w:p>
+      <w:pPr>
+        <w:pStyle w:val="BodyText"/>
+      </w:pPr>
+      <w:r>
+        <w:t>[ControlFlowTok] ControlFlowTok:</w:t>
+      </w:r>
+    </w:p>
+    <w:p>
+      <w:pPr>
+        <w:pStyle w:val="BodyText"/>
+      </w:pPr>
+      <w:r>
+        <w:rPr>
+          <w:rStyle w:val="ControlFlowTok"/>
+          <w:rFonts w:ascii="Garamond" w:hAnsi="Garamond"/>
+          <w:sz w:val="24"/>
+        </w:rPr>
+        <w:t xml:space="preserve">Lorem ipsum dolor </w:t>
+      </w:r>
+      <w:proofErr w:type="gramStart"/>
+      <w:r>
+        <w:rPr>
+          <w:rStyle w:val="ControlFlowTok"/>
+          <w:rFonts w:ascii="Garamond" w:hAnsi="Garamond"/>
+          <w:sz w:val="24"/>
+        </w:rPr>
+        <w:t>sit</w:t>
+      </w:r>
+      <w:proofErr w:type="gramEnd"/>
+      <w:r>
+        <w:rPr>
+          <w:rStyle w:val="ControlFlowTok"/>
+          <w:rFonts w:ascii="Garamond" w:hAnsi="Garamond"/>
+          <w:sz w:val="24"/>
+        </w:rPr>
+        <w:t xml:space="preserve"> amet, consectetur adipiscing elit, sed do eiusmod tempor incididunt ut labore et dolore magna aliqua.</w:t>
+      </w:r>
+    </w:p>
+    <w:p>
+      <w:pPr>
+        <w:pStyle w:val="BodyText"/>
+      </w:pPr>
+      <w:r>
+        <w:t>[OperatorTok] OperatorTok:</w:t>
+      </w:r>
+    </w:p>
+    <w:p>
+      <w:pPr>
+        <w:pStyle w:val="BodyText"/>
+      </w:pPr>
+      <w:r>
+        <w:rPr>
+          <w:rStyle w:val="OperatorTok"/>
+          <w:rFonts w:ascii="Garamond" w:hAnsi="Garamond"/>
+          <w:sz w:val="24"/>
+        </w:rPr>
+        <w:t xml:space="preserve">Lorem ipsum dolor </w:t>
+      </w:r>
+      <w:proofErr w:type="gramStart"/>
+      <w:r>
+        <w:rPr>
+          <w:rStyle w:val="OperatorTok"/>
+          <w:rFonts w:ascii="Garamond" w:hAnsi="Garamond"/>
+          <w:sz w:val="24"/>
+        </w:rPr>
+        <w:t>sit</w:t>
+      </w:r>
+      <w:proofErr w:type="gramEnd"/>
+      <w:r>
+        <w:rPr>
+          <w:rStyle w:val="OperatorTok"/>
+          <w:rFonts w:ascii="Garamond" w:hAnsi="Garamond"/>
+          <w:sz w:val="24"/>
+        </w:rPr>
+        <w:t xml:space="preserve"> amet, consectetur adipiscing elit, sed do eiusmod tempor incididunt ut labore et dolore magna aliqua.</w:t>
+      </w:r>
+    </w:p>
+    <w:p>
+      <w:pPr>
+        <w:pStyle w:val="BodyText"/>
+      </w:pPr>
+      <w:r>
+        <w:t>[BuiltInTok] BuiltInTok:</w:t>
+      </w:r>
+    </w:p>
+    <w:p>
+      <w:pPr>
+        <w:pStyle w:val="BodyText"/>
+      </w:pPr>
+      <w:r>
+        <w:rPr>
+          <w:rStyle w:val="BuiltInTok"/>
+          <w:rFonts w:ascii="Garamond" w:hAnsi="Garamond"/>
+          <w:sz w:val="24"/>
+        </w:rPr>
+        <w:t xml:space="preserve">Lorem ipsum dolor </w:t>
+      </w:r>
+      <w:proofErr w:type="gramStart"/>
+      <w:r>
+        <w:rPr>
+          <w:rStyle w:val="BuiltInTok"/>
+          <w:rFonts w:ascii="Garamond" w:hAnsi="Garamond"/>
+          <w:sz w:val="24"/>
+        </w:rPr>
+        <w:t>sit</w:t>
+      </w:r>
+      <w:proofErr w:type="gramEnd"/>
+      <w:r>
+        <w:rPr>
+          <w:rStyle w:val="BuiltInTok"/>
+          <w:rFonts w:ascii="Garamond" w:hAnsi="Garamond"/>
+          <w:sz w:val="24"/>
+        </w:rPr>
+        <w:t xml:space="preserve"> amet, consectetur adipiscing elit, sed do eiusmod tempor incididunt ut labore et dolore magna aliqua.</w:t>
+      </w:r>
+    </w:p>
+    <w:p>
+      <w:pPr>
+        <w:pStyle w:val="BodyText"/>
+      </w:pPr>
+      <w:r>
+        <w:t>[ExtensionTok] ExtensionTok:</w:t>
+      </w:r>
+    </w:p>
+    <w:p>
+      <w:pPr>
+        <w:pStyle w:val="BodyText"/>
+      </w:pPr>
+      <w:r>
+        <w:rPr>
+          <w:rStyle w:val="ExtensionTok"/>
+          <w:rFonts w:ascii="Garamond" w:hAnsi="Garamond"/>
+          <w:sz w:val="24"/>
+        </w:rPr>
+        <w:t xml:space="preserve">Lorem ipsum dolor </w:t>
+      </w:r>
+      <w:proofErr w:type="gramStart"/>
+      <w:r>
+        <w:rPr>
+          <w:rStyle w:val="ExtensionTok"/>
+          <w:rFonts w:ascii="Garamond" w:hAnsi="Garamond"/>
+          <w:sz w:val="24"/>
+        </w:rPr>
+        <w:t>sit</w:t>
+      </w:r>
+      <w:proofErr w:type="gramEnd"/>
+      <w:r>
+        <w:rPr>
+          <w:rStyle w:val="ExtensionTok"/>
+          <w:rFonts w:ascii="Garamond" w:hAnsi="Garamond"/>
+          <w:sz w:val="24"/>
+        </w:rPr>
+        <w:t xml:space="preserve"> amet, consectetur adipiscing elit, sed do eiusmod tempor incididunt ut labore et dolore magna aliqua.</w:t>
+      </w:r>
+    </w:p>
+    <w:p>
+      <w:pPr>
+        <w:pStyle w:val="BodyText"/>
+      </w:pPr>
+      <w:r>
+        <w:t>[PreprocessorTok] PreprocessorTok:</w:t>
+      </w:r>
+    </w:p>
+    <w:p>
+      <w:pPr>
+        <w:pStyle w:val="BodyText"/>
+      </w:pPr>
+      <w:r>
+        <w:rPr>
+          <w:rStyle w:val="PreprocessorTok"/>
+          <w:rFonts w:ascii="Garamond" w:hAnsi="Garamond"/>
+          <w:sz w:val="24"/>
+        </w:rPr>
+        <w:t xml:space="preserve">Lorem ipsum dolor </w:t>
+      </w:r>
+      <w:proofErr w:type="gramStart"/>
+      <w:r>
+        <w:rPr>
+          <w:rStyle w:val="PreprocessorTok"/>
+          <w:rFonts w:ascii="Garamond" w:hAnsi="Garamond"/>
+          <w:sz w:val="24"/>
+        </w:rPr>
+        <w:t>sit</w:t>
+      </w:r>
+      <w:proofErr w:type="gramEnd"/>
+      <w:r>
+        <w:rPr>
+          <w:rStyle w:val="PreprocessorTok"/>
+          <w:rFonts w:ascii="Garamond" w:hAnsi="Garamond"/>
+          <w:sz w:val="24"/>
+        </w:rPr>
+        <w:t xml:space="preserve"> amet, consectetur adipiscing elit, sed do eiusmod tempor incididunt ut labore et dolore magna aliqua.</w:t>
+      </w:r>
+    </w:p>
+    <w:p>
+      <w:pPr>
+        <w:pStyle w:val="BodyText"/>
+      </w:pPr>
+      <w:r>
+        <w:t>[AttributeTok] AttributeTok:</w:t>
+      </w:r>
+    </w:p>
+    <w:p>
+      <w:pPr>
+        <w:pStyle w:val="BodyText"/>
+      </w:pPr>
+      <w:r>
+        <w:rPr>
+          <w:rStyle w:val="AttributeTok"/>
+          <w:rFonts w:ascii="Garamond" w:hAnsi="Garamond"/>
+          <w:sz w:val="24"/>
+        </w:rPr>
+        <w:lastRenderedPageBreak/>
+        <w:t xml:space="preserve">Lorem ipsum dolor </w:t>
+      </w:r>
+      <w:proofErr w:type="gramStart"/>
+      <w:r>
+        <w:rPr>
+          <w:rStyle w:val="AttributeTok"/>
+          <w:rFonts w:ascii="Garamond" w:hAnsi="Garamond"/>
+          <w:sz w:val="24"/>
+        </w:rPr>
+        <w:t>sit</w:t>
+      </w:r>
+      <w:proofErr w:type="gramEnd"/>
+      <w:r>
+        <w:rPr>
+          <w:rStyle w:val="AttributeTok"/>
+          <w:rFonts w:ascii="Garamond" w:hAnsi="Garamond"/>
+          <w:sz w:val="24"/>
+        </w:rPr>
+        <w:t xml:space="preserve"> amet, consectetur adipiscing elit, sed do eiusmod tempor incididunt ut labore et dolore magna aliqua.</w:t>
+      </w:r>
+    </w:p>
+    <w:p>
+      <w:pPr>
+        <w:pStyle w:val="BodyText"/>
+      </w:pPr>
+      <w:r>
+        <w:t>[RegionMarkerTok] RegionMarkerTok:</w:t>
+      </w:r>
+    </w:p>
+    <w:p>
+      <w:pPr>
+        <w:pStyle w:val="BodyText"/>
+      </w:pPr>
+      <w:r>
+        <w:rPr>
+          <w:rStyle w:val="RegionMarkerTok"/>
+          <w:rFonts w:ascii="Garamond" w:hAnsi="Garamond"/>
+          <w:sz w:val="24"/>
+        </w:rPr>
+        <w:t xml:space="preserve">Lorem ipsum dolor </w:t>
+      </w:r>
+      <w:proofErr w:type="gramStart"/>
+      <w:r>
+        <w:rPr>
+          <w:rStyle w:val="RegionMarkerTok"/>
+          <w:rFonts w:ascii="Garamond" w:hAnsi="Garamond"/>
+          <w:sz w:val="24"/>
+        </w:rPr>
+        <w:t>sit</w:t>
+      </w:r>
+      <w:proofErr w:type="gramEnd"/>
+      <w:r>
+        <w:rPr>
+          <w:rStyle w:val="RegionMarkerTok"/>
+          <w:rFonts w:ascii="Garamond" w:hAnsi="Garamond"/>
+          <w:sz w:val="24"/>
+        </w:rPr>
+        <w:t xml:space="preserve"> amet, consectetur adipiscing elit, sed do eiusmod tempor incididunt ut labore et dolore magna aliqua.</w:t>
+      </w:r>
+    </w:p>
+    <w:p>
+      <w:pPr>
+        <w:pStyle w:val="BodyText"/>
+      </w:pPr>
+      <w:r>
+        <w:t>[InformationTok] InformationTok:</w:t>
+      </w:r>
+    </w:p>
+    <w:p>
+      <w:pPr>
+        <w:pStyle w:val="BodyText"/>
+      </w:pPr>
+      <w:r>
+        <w:rPr>
+          <w:rStyle w:val="InformationTok"/>
+          <w:rFonts w:ascii="Garamond" w:hAnsi="Garamond"/>
+          <w:sz w:val="24"/>
+        </w:rPr>
+        <w:t xml:space="preserve">Lorem ipsum dolor </w:t>
+      </w:r>
+      <w:proofErr w:type="gramStart"/>
+      <w:r>
+        <w:rPr>
+          <w:rStyle w:val="InformationTok"/>
+          <w:rFonts w:ascii="Garamond" w:hAnsi="Garamond"/>
+          <w:sz w:val="24"/>
+        </w:rPr>
+        <w:t>sit</w:t>
+      </w:r>
+      <w:proofErr w:type="gramEnd"/>
+      <w:r>
+        <w:rPr>
+          <w:rStyle w:val="InformationTok"/>
+          <w:rFonts w:ascii="Garamond" w:hAnsi="Garamond"/>
+          <w:sz w:val="24"/>
+        </w:rPr>
+        <w:t xml:space="preserve"> amet, consectetur adipiscing elit, sed do eiusmod tempor incididunt ut labore et dolore magna aliqua.</w:t>
+      </w:r>
+    </w:p>
+    <w:p>
+      <w:pPr>
+        <w:pStyle w:val="BodyText"/>
+      </w:pPr>
+      <w:r>
+        <w:t>[WarningTok] WarningTok:</w:t>
+      </w:r>
+    </w:p>
+    <w:p>
+      <w:pPr>
+        <w:pStyle w:val="BodyText"/>
+      </w:pPr>
+      <w:r>
+        <w:rPr>
+          <w:rStyle w:val="WarningTok"/>
+          <w:rFonts w:ascii="Garamond" w:hAnsi="Garamond"/>
+          <w:sz w:val="24"/>
+        </w:rPr>
+        <w:t xml:space="preserve">Lorem ipsum dolor </w:t>
+      </w:r>
+      <w:proofErr w:type="gramStart"/>
+      <w:r>
+        <w:rPr>
+          <w:rStyle w:val="WarningTok"/>
+          <w:rFonts w:ascii="Garamond" w:hAnsi="Garamond"/>
+          <w:sz w:val="24"/>
+        </w:rPr>
+        <w:t>sit</w:t>
+      </w:r>
+      <w:proofErr w:type="gramEnd"/>
+      <w:r>
+        <w:rPr>
+          <w:rStyle w:val="WarningTok"/>
+          <w:rFonts w:ascii="Garamond" w:hAnsi="Garamond"/>
+          <w:sz w:val="24"/>
+        </w:rPr>
+        <w:t xml:space="preserve"> amet, consectetur adipiscing elit, sed do eiusmod tempor incididunt ut labore et dolore magna aliqua.</w:t>
+      </w:r>
+    </w:p>
+    <w:p>
+      <w:pPr>
+        <w:pStyle w:val="BodyText"/>
+      </w:pPr>
+      <w:r>
+        <w:t>[AlertTok] AlertTok:</w:t>
+      </w:r>
+    </w:p>
+    <w:p>
+      <w:pPr>
+        <w:pStyle w:val="BodyText"/>
+      </w:pPr>
+      <w:r>
+        <w:rPr>
           <w:rStyle w:val="AlertTok"/>
           <w:rFonts w:ascii="Garamond" w:hAnsi="Garamond"/>
           <w:sz w:val="24"/>
         </w:rPr>
-        <w:t>sit</w:t>
-      </w:r>
-      <w:proofErr w:type="gramEnd"/>
+        <w:t xml:space="preserve">Lorem ipsum dolor </w:t>
+      </w:r>
+      <w:proofErr w:type="gramStart"/>
       <w:r>
         <w:rPr>
           <w:rStyle w:val="AlertTok"/>
           <w:rFonts w:ascii="Garamond" w:hAnsi="Garamond"/>
           <w:sz w:val="24"/>
         </w:rPr>
+        <w:t>sit</w:t>
+      </w:r>
+      <w:proofErr w:type="gramEnd"/>
+      <w:r>
+        <w:rPr>
+          <w:rStyle w:val="AlertTok"/>
+          <w:rFonts w:ascii="Garamond" w:hAnsi="Garamond"/>
+          <w:sz w:val="24"/>
+        </w:rPr>
         <w:t xml:space="preserve"> amet, consectetur adipiscing elit, sed do eiusmod tempor incididunt ut labore et dolore magna aliqua.</w:t>
       </w:r>
     </w:p>
@@ -2624,15 +2810,192 @@
       </w:r>
     </w:p>
     <w:sectPr>
+      <w:footerReference w:type="even" r:id="rId7"/>
+      <w:footerReference w:type="default" r:id="rId8"/>
       <w:footnotePr>
         <w:numRestart w:val="eachSect"/>
       </w:footnotePr>
-      <w:pgSz w:w="12240" w:h="15840"/>
+      <w:pgSz w:w="11900" w:h="16840"/>
       <w:pgMar w:top="1440" w:right="1440" w:bottom="1440" w:left="1440" w:header="720" w:footer="720" w:gutter="0"/>
+      <w:lnNumType w:countBy="1" w:restart="continuous"/>
       <w:cols w:space="720"/>
+      <w:docGrid w:linePitch="326"/>
     </w:sectPr>
   </w:body>
 </w:document>
+</file>
+
+<file path=word/endnotes.xml><?xml version="1.0" encoding="utf-8"?>
+<w:endnotes xmlns:wpc="http://schemas.microsoft.com/office/word/2010/wordprocessingCanvas" xmlns:cx="http://schemas.microsoft.com/office/drawing/2014/chartex" xmlns:cx1="http://schemas.microsoft.com/office/drawing/2015/9/8/chartex" xmlns:cx2="http://schemas.microsoft.com/office/drawing/2015/10/21/chartex" xmlns:cx3="http://schemas.microsoft.com/office/drawing/2016/5/9/chartex" xmlns:cx4="http://schemas.microsoft.com/office/drawing/2016/5/10/chartex" xmlns:cx5="http://schemas.microsoft.com/office/drawing/2016/5/11/chartex" xmlns:cx6="http://schemas.microsoft.com/office/drawing/2016/5/12/chartex" xmlns:cx7="http://schemas.microsoft.com/office/drawing/2016/5/13/chartex" xmlns:cx8="http://schemas.microsoft.com/office/drawing/2016/5/14/chartex" xmlns:mc="http://schemas.openxmlformats.org/markup-compatibility/2006" xmlns:aink="http://schemas.microsoft.com/office/drawing/2016/ink" xmlns:am3d="http://schemas.microsoft.com/office/drawing/2017/model3d" xmlns:o="urn:schemas-microsoft-com:office:office" xmlns:oel="http://schemas.microsoft.com/office/2019/extlst" xmlns:r="http://schemas.openxmlformats.org/officeDocument/2006/relationships" xmlns:m="http://schemas.openxmlformats.org/officeDocument/2006/math" xmlns:v="urn:schemas-microsoft-com:vml" xmlns:wp14="http://schemas.microsoft.com/office/word/2010/wordprocessingDrawing" xmlns:wp="http://schemas.openxmlformats.org/drawingml/2006/wordprocessingDrawing" xmlns:w10="urn:schemas-microsoft-com:office:word" xmlns:w="http://schemas.openxmlformats.org/wordprocessingml/2006/main" xmlns:w14="http://schemas.microsoft.com/office/word/2010/wordml" xmlns:w15="http://schemas.microsoft.com/office/word/2012/wordml" xmlns:w16cex="http://schemas.microsoft.com/office/word/2018/wordml/cex" xmlns:w16cid="http://schemas.microsoft.com/office/word/2016/wordml/cid" xmlns:w16="http://schemas.microsoft.com/office/word/2018/wordml" xmlns:w16du="http://schemas.microsoft.com/office/word/2023/wordml/word16du" xmlns:w16sdtdh="http://schemas.microsoft.com/office/word/2020/wordml/sdtdatahash" xmlns:w16sdtfl="http://schemas.microsoft.com/office/word/2024/wordml/sdtformatlock" xmlns:w16se="http://schemas.microsoft.com/office/word/2015/wordml/symex" xmlns:wpg="http://schemas.microsoft.com/office/word/2010/wordprocessingGroup" xmlns:wpi="http://schemas.microsoft.com/office/word/2010/wordprocessingInk" xmlns:wne="http://schemas.microsoft.com/office/word/2006/wordml" xmlns:wps="http://schemas.microsoft.com/office/word/2010/wordprocessingShape" mc:Ignorable="w14 w15 w16se w16cid w16 w16cex w16sdtdh w16sdtfl w16du wp14">
+  <w:endnote w:type="separator" w:id="-1">
+    <w:p>
+      <w:pPr>
+        <w:spacing w:after="0" w:line="240" w:lineRule="auto"/>
+      </w:pPr>
+      <w:r>
+        <w:separator/>
+      </w:r>
+    </w:p>
+  </w:endnote>
+  <w:endnote w:type="continuationSeparator" w:id="0">
+    <w:p>
+      <w:pPr>
+        <w:spacing w:after="0" w:line="240" w:lineRule="auto"/>
+      </w:pPr>
+      <w:r>
+        <w:continuationSeparator/>
+      </w:r>
+    </w:p>
+  </w:endnote>
+</w:endnotes>
+</file>
+
+<file path=word/footer1.xml><?xml version="1.0" encoding="utf-8"?>
+<w:ftr xmlns:wpc="http://schemas.microsoft.com/office/word/2010/wordprocessingCanvas" xmlns:cx="http://schemas.microsoft.com/office/drawing/2014/chartex" xmlns:cx1="http://schemas.microsoft.com/office/drawing/2015/9/8/chartex" xmlns:cx2="http://schemas.microsoft.com/office/drawing/2015/10/21/chartex" xmlns:cx3="http://schemas.microsoft.com/office/drawing/2016/5/9/chartex" xmlns:cx4="http://schemas.microsoft.com/office/drawing/2016/5/10/chartex" xmlns:cx5="http://schemas.microsoft.com/office/drawing/2016/5/11/chartex" xmlns:cx6="http://schemas.microsoft.com/office/drawing/2016/5/12/chartex" xmlns:cx7="http://schemas.microsoft.com/office/drawing/2016/5/13/chartex" xmlns:cx8="http://schemas.microsoft.com/office/drawing/2016/5/14/chartex" xmlns:mc="http://schemas.openxmlformats.org/markup-compatibility/2006" xmlns:aink="http://schemas.microsoft.com/office/drawing/2016/ink" xmlns:am3d="http://schemas.microsoft.com/office/drawing/2017/model3d" xmlns:o="urn:schemas-microsoft-com:office:office" xmlns:oel="http://schemas.microsoft.com/office/2019/extlst" xmlns:r="http://schemas.openxmlformats.org/officeDocument/2006/relationships" xmlns:m="http://schemas.openxmlformats.org/officeDocument/2006/math" xmlns:v="urn:schemas-microsoft-com:vml" xmlns:wp14="http://schemas.microsoft.com/office/word/2010/wordprocessingDrawing" xmlns:wp="http://schemas.openxmlformats.org/drawingml/2006/wordprocessingDrawing" xmlns:w10="urn:schemas-microsoft-com:office:word" xmlns:w="http://schemas.openxmlformats.org/wordprocessingml/2006/main" xmlns:w14="http://schemas.microsoft.com/office/word/2010/wordml" xmlns:w15="http://schemas.microsoft.com/office/word/2012/wordml" xmlns:w16cex="http://schemas.microsoft.com/office/word/2018/wordml/cex" xmlns:w16cid="http://schemas.microsoft.com/office/word/2016/wordml/cid" xmlns:w16="http://schemas.microsoft.com/office/word/2018/wordml" xmlns:w16du="http://schemas.microsoft.com/office/word/2023/wordml/word16du" xmlns:w16sdtdh="http://schemas.microsoft.com/office/word/2020/wordml/sdtdatahash" xmlns:w16sdtfl="http://schemas.microsoft.com/office/word/2024/wordml/sdtformatlock" xmlns:w16se="http://schemas.microsoft.com/office/word/2015/wordml/symex" xmlns:wpg="http://schemas.microsoft.com/office/word/2010/wordprocessingGroup" xmlns:wpi="http://schemas.microsoft.com/office/word/2010/wordprocessingInk" xmlns:wne="http://schemas.microsoft.com/office/word/2006/wordml" xmlns:wps="http://schemas.microsoft.com/office/word/2010/wordprocessingShape" mc:Ignorable="w14 w15 w16se w16cid w16 w16cex w16sdtdh w16sdtfl w16du wp14">
+  <w:sdt>
+    <w:sdtPr>
+      <w:rPr>
+        <w:rStyle w:val="PageNumber"/>
+      </w:rPr>
+      <w:id w:val="896937502"/>
+      <w:docPartObj>
+        <w:docPartGallery w:val="Page Numbers (Bottom of Page)"/>
+        <w:docPartUnique/>
+      </w:docPartObj>
+    </w:sdtPr>
+    <w:sdtContent>
+      <w:p>
+        <w:pPr>
+          <w:pStyle w:val="Footer"/>
+          <w:framePr w:wrap="none" w:vAnchor="text" w:hAnchor="margin" w:xAlign="right" w:y="1"/>
+          <w:rPr>
+            <w:rStyle w:val="PageNumber"/>
+          </w:rPr>
+        </w:pPr>
+        <w:r>
+          <w:rPr>
+            <w:rStyle w:val="PageNumber"/>
+          </w:rPr>
+          <w:fldChar w:fldCharType="begin"/>
+        </w:r>
+        <w:r>
+          <w:rPr>
+            <w:rStyle w:val="PageNumber"/>
+          </w:rPr>
+          <w:instrText xml:space="preserve"> PAGE </w:instrText>
+        </w:r>
+        <w:r>
+          <w:rPr>
+            <w:rStyle w:val="PageNumber"/>
+          </w:rPr>
+          <w:fldChar w:fldCharType="separate"/>
+        </w:r>
+        <w:r>
+          <w:rPr>
+            <w:rStyle w:val="PageNumber"/>
+          </w:rPr>
+          <w:fldChar w:fldCharType="end"/>
+        </w:r>
+      </w:p>
+    </w:sdtContent>
+  </w:sdt>
+  <w:p>
+    <w:pPr>
+      <w:pStyle w:val="Footer"/>
+      <w:ind w:right="360"/>
+    </w:pPr>
+  </w:p>
+</w:ftr>
+</file>
+
+<file path=word/footer2.xml><?xml version="1.0" encoding="utf-8"?>
+<w:ftr xmlns:wpc="http://schemas.microsoft.com/office/word/2010/wordprocessingCanvas" xmlns:cx="http://schemas.microsoft.com/office/drawing/2014/chartex" xmlns:cx1="http://schemas.microsoft.com/office/drawing/2015/9/8/chartex" xmlns:cx2="http://schemas.microsoft.com/office/drawing/2015/10/21/chartex" xmlns:cx3="http://schemas.microsoft.com/office/drawing/2016/5/9/chartex" xmlns:cx4="http://schemas.microsoft.com/office/drawing/2016/5/10/chartex" xmlns:cx5="http://schemas.microsoft.com/office/drawing/2016/5/11/chartex" xmlns:cx6="http://schemas.microsoft.com/office/drawing/2016/5/12/chartex" xmlns:cx7="http://schemas.microsoft.com/office/drawing/2016/5/13/chartex" xmlns:cx8="http://schemas.microsoft.com/office/drawing/2016/5/14/chartex" xmlns:mc="http://schemas.openxmlformats.org/markup-compatibility/2006" xmlns:aink="http://schemas.microsoft.com/office/drawing/2016/ink" xmlns:am3d="http://schemas.microsoft.com/office/drawing/2017/model3d" xmlns:o="urn:schemas-microsoft-com:office:office" xmlns:oel="http://schemas.microsoft.com/office/2019/extlst" xmlns:r="http://schemas.openxmlformats.org/officeDocument/2006/relationships" xmlns:m="http://schemas.openxmlformats.org/officeDocument/2006/math" xmlns:v="urn:schemas-microsoft-com:vml" xmlns:wp14="http://schemas.microsoft.com/office/word/2010/wordprocessingDrawing" xmlns:wp="http://schemas.openxmlformats.org/drawingml/2006/wordprocessingDrawing" xmlns:w10="urn:schemas-microsoft-com:office:word" xmlns:w="http://schemas.openxmlformats.org/wordprocessingml/2006/main" xmlns:w14="http://schemas.microsoft.com/office/word/2010/wordml" xmlns:w15="http://schemas.microsoft.com/office/word/2012/wordml" xmlns:w16cex="http://schemas.microsoft.com/office/word/2018/wordml/cex" xmlns:w16cid="http://schemas.microsoft.com/office/word/2016/wordml/cid" xmlns:w16="http://schemas.microsoft.com/office/word/2018/wordml" xmlns:w16du="http://schemas.microsoft.com/office/word/2023/wordml/word16du" xmlns:w16sdtdh="http://schemas.microsoft.com/office/word/2020/wordml/sdtdatahash" xmlns:w16sdtfl="http://schemas.microsoft.com/office/word/2024/wordml/sdtformatlock" xmlns:w16se="http://schemas.microsoft.com/office/word/2015/wordml/symex" xmlns:wpg="http://schemas.microsoft.com/office/word/2010/wordprocessingGroup" xmlns:wpi="http://schemas.microsoft.com/office/word/2010/wordprocessingInk" xmlns:wne="http://schemas.microsoft.com/office/word/2006/wordml" xmlns:wps="http://schemas.microsoft.com/office/word/2010/wordprocessingShape" mc:Ignorable="w14 w15 w16se w16cid w16 w16cex w16sdtdh w16sdtfl w16du wp14">
+  <w:sdt>
+    <w:sdtPr>
+      <w:rPr>
+        <w:rStyle w:val="PageNumber"/>
+      </w:rPr>
+      <w:id w:val="-1890175131"/>
+      <w:docPartObj>
+        <w:docPartGallery w:val="Page Numbers (Bottom of Page)"/>
+        <w:docPartUnique/>
+      </w:docPartObj>
+    </w:sdtPr>
+    <w:sdtContent>
+      <w:p>
+        <w:pPr>
+          <w:pStyle w:val="Footer"/>
+          <w:framePr w:wrap="none" w:vAnchor="text" w:hAnchor="margin" w:xAlign="right" w:y="1"/>
+          <w:rPr>
+            <w:rStyle w:val="PageNumber"/>
+          </w:rPr>
+        </w:pPr>
+        <w:r>
+          <w:rPr>
+            <w:rStyle w:val="PageNumber"/>
+          </w:rPr>
+          <w:fldChar w:fldCharType="begin"/>
+        </w:r>
+        <w:r>
+          <w:rPr>
+            <w:rStyle w:val="PageNumber"/>
+          </w:rPr>
+          <w:instrText xml:space="preserve"> PAGE </w:instrText>
+        </w:r>
+        <w:r>
+          <w:rPr>
+            <w:rStyle w:val="PageNumber"/>
+          </w:rPr>
+          <w:fldChar w:fldCharType="separate"/>
+        </w:r>
+        <w:r>
+          <w:rPr>
+            <w:rStyle w:val="PageNumber"/>
+            <w:noProof/>
+          </w:rPr>
+          <w:t>1</w:t>
+        </w:r>
+        <w:r>
+          <w:rPr>
+            <w:rStyle w:val="PageNumber"/>
+          </w:rPr>
+          <w:fldChar w:fldCharType="end"/>
+        </w:r>
+      </w:p>
+    </w:sdtContent>
+  </w:sdt>
+  <w:p>
+    <w:pPr>
+      <w:pStyle w:val="Footer"/>
+      <w:ind w:right="360"/>
+    </w:pPr>
+  </w:p>
+</w:ftr>
+</file>
+
+<file path=word/footnotes.xml><?xml version="1.0" encoding="utf-8"?>
+<w:footnotes xmlns:wpc="http://schemas.microsoft.com/office/word/2010/wordprocessingCanvas" xmlns:cx="http://schemas.microsoft.com/office/drawing/2014/chartex" xmlns:cx1="http://schemas.microsoft.com/office/drawing/2015/9/8/chartex" xmlns:cx2="http://schemas.microsoft.com/office/drawing/2015/10/21/chartex" xmlns:cx3="http://schemas.microsoft.com/office/drawing/2016/5/9/chartex" xmlns:cx4="http://schemas.microsoft.com/office/drawing/2016/5/10/chartex" xmlns:cx5="http://schemas.microsoft.com/office/drawing/2016/5/11/chartex" xmlns:cx6="http://schemas.microsoft.com/office/drawing/2016/5/12/chartex" xmlns:cx7="http://schemas.microsoft.com/office/drawing/2016/5/13/chartex" xmlns:cx8="http://schemas.microsoft.com/office/drawing/2016/5/14/chartex" xmlns:mc="http://schemas.openxmlformats.org/markup-compatibility/2006" xmlns:aink="http://schemas.microsoft.com/office/drawing/2016/ink" xmlns:am3d="http://schemas.microsoft.com/office/drawing/2017/model3d" xmlns:o="urn:schemas-microsoft-com:office:office" xmlns:oel="http://schemas.microsoft.com/office/2019/extlst" xmlns:r="http://schemas.openxmlformats.org/officeDocument/2006/relationships" xmlns:m="http://schemas.openxmlformats.org/officeDocument/2006/math" xmlns:v="urn:schemas-microsoft-com:vml" xmlns:wp14="http://schemas.microsoft.com/office/word/2010/wordprocessingDrawing" xmlns:wp="http://schemas.openxmlformats.org/drawingml/2006/wordprocessingDrawing" xmlns:w10="urn:schemas-microsoft-com:office:word" xmlns:w="http://schemas.openxmlformats.org/wordprocessingml/2006/main" xmlns:w14="http://schemas.microsoft.com/office/word/2010/wordml" xmlns:w15="http://schemas.microsoft.com/office/word/2012/wordml" xmlns:w16cex="http://schemas.microsoft.com/office/word/2018/wordml/cex" xmlns:w16cid="http://schemas.microsoft.com/office/word/2016/wordml/cid" xmlns:w16="http://schemas.microsoft.com/office/word/2018/wordml" xmlns:w16du="http://schemas.microsoft.com/office/word/2023/wordml/word16du" xmlns:w16sdtdh="http://schemas.microsoft.com/office/word/2020/wordml/sdtdatahash" xmlns:w16sdtfl="http://schemas.microsoft.com/office/word/2024/wordml/sdtformatlock" xmlns:w16se="http://schemas.microsoft.com/office/word/2015/wordml/symex" xmlns:wpg="http://schemas.microsoft.com/office/word/2010/wordprocessingGroup" xmlns:wpi="http://schemas.microsoft.com/office/word/2010/wordprocessingInk" xmlns:wne="http://schemas.microsoft.com/office/word/2006/wordml" xmlns:wps="http://schemas.microsoft.com/office/word/2010/wordprocessingShape" mc:Ignorable="w14 w15 w16se w16cid w16 w16cex w16sdtdh w16sdtfl w16du wp14">
+  <w:footnote w:type="separator" w:id="-1">
+    <w:p>
+      <w:pPr>
+        <w:spacing w:after="0" w:line="240" w:lineRule="auto"/>
+      </w:pPr>
+      <w:r>
+        <w:separator/>
+      </w:r>
+    </w:p>
+  </w:footnote>
+  <w:footnote w:type="continuationSeparator" w:id="0">
+    <w:p>
+      <w:pPr>
+        <w:spacing w:after="0" w:line="240" w:lineRule="auto"/>
+      </w:pPr>
+      <w:r>
+        <w:continuationSeparator/>
+      </w:r>
+    </w:p>
+  </w:footnote>
+</w:footnotes>
 </file>
 
 <file path=word/numbering.xml><?xml version="1.0" encoding="utf-8"?>
@@ -2989,7 +3352,7 @@
       <w:spacing w:line="480" w:lineRule="auto"/>
     </w:pPr>
     <w:rPr>
-      <w:rFonts w:ascii="Garamond" w:hAnsi="Garamond"/>
+      <w:rFonts w:ascii="Garamond" w:eastAsiaTheme="minorEastAsia" w:hAnsi="Garamond"/>
     </w:rPr>
   </w:style>
   <w:style w:type="paragraph" w:styleId="Heading1">
@@ -3310,16 +3673,17 @@
     <w:basedOn w:val="Title"/>
     <w:next w:val="BodyText"/>
     <w:qFormat/>
-    <w:rsid w:val="00293780"/>
+    <w:rsid w:val="00033842"/>
     <w:pPr>
       <w:keepNext/>
       <w:keepLines/>
+      <w:spacing w:before="600"/>
     </w:pPr>
     <w:rPr>
       <w:b w:val="0"/>
       <w:bCs w:val="0"/>
-      <w:sz w:val="24"/>
-      <w:szCs w:val="24"/>
+      <w:sz w:val="32"/>
+      <w:szCs w:val="32"/>
     </w:rPr>
   </w:style>
   <w:style w:type="paragraph" w:styleId="Date">
@@ -3327,10 +3691,11 @@
     <w:basedOn w:val="Title"/>
     <w:next w:val="BodyText"/>
     <w:qFormat/>
-    <w:rsid w:val="00293780"/>
+    <w:rsid w:val="00033842"/>
     <w:pPr>
       <w:keepNext/>
       <w:keepLines/>
+      <w:spacing w:before="400"/>
     </w:pPr>
     <w:rPr>
       <w:b w:val="0"/>
@@ -3361,15 +3726,12 @@
     <w:basedOn w:val="Normal"/>
     <w:next w:val="BodyText"/>
     <w:qFormat/>
+    <w:rsid w:val="00033842"/>
     <w:pPr>
       <w:keepNext/>
       <w:keepLines/>
       <w:spacing w:before="100" w:after="300"/>
     </w:pPr>
-    <w:rPr>
-      <w:sz w:val="20"/>
-      <w:szCs w:val="20"/>
-    </w:rPr>
   </w:style>
   <w:style w:type="paragraph" w:styleId="Bibliography">
     <w:name w:val="Bibliography"/>
@@ -3944,6 +4306,38 @@
       <w:rFonts w:ascii="Consolas" w:hAnsi="Consolas"/>
       <w:sz w:val="22"/>
     </w:rPr>
+  </w:style>
+  <w:style w:type="paragraph" w:styleId="Footer">
+    <w:name w:val="footer"/>
+    <w:basedOn w:val="Normal"/>
+    <w:link w:val="FooterChar"/>
+    <w:rsid w:val="001B4436"/>
+    <w:pPr>
+      <w:tabs>
+        <w:tab w:val="center" w:pos="4680"/>
+        <w:tab w:val="right" w:pos="9360"/>
+      </w:tabs>
+      <w:spacing w:after="0" w:line="240" w:lineRule="auto"/>
+    </w:pPr>
+  </w:style>
+  <w:style w:type="character" w:customStyle="1" w:styleId="FooterChar">
+    <w:name w:val="Footer Char"/>
+    <w:basedOn w:val="DefaultParagraphFont"/>
+    <w:link w:val="Footer"/>
+    <w:rsid w:val="001B4436"/>
+    <w:rPr>
+      <w:rFonts w:ascii="Garamond" w:eastAsiaTheme="minorEastAsia" w:hAnsi="Garamond"/>
+    </w:rPr>
+  </w:style>
+  <w:style w:type="character" w:styleId="PageNumber">
+    <w:name w:val="page number"/>
+    <w:basedOn w:val="DefaultParagraphFont"/>
+    <w:rsid w:val="001B4436"/>
+  </w:style>
+  <w:style w:type="character" w:styleId="LineNumber">
+    <w:name w:val="line number"/>
+    <w:basedOn w:val="DefaultParagraphFont"/>
+    <w:rsid w:val="001B4436"/>
   </w:style>
 </w:styles>
 </file>
